--- a/form_templates/Nutrition and Dietetics Services/Diet Diary_DSWD 11 HA.docx
+++ b/form_templates/Nutrition and Dietetics Services/Diet Diary_DSWD 11 HA.docx
@@ -74,7 +74,7 @@
     <w:tbl>
       <w:tblPr>
         <w:tblStyle w:val="TableGrid"/>
-        <w:tblW w:w="10367" w:type="dxa"/>
+        <w:tblW w:w="0" w:type="auto"/>
         <w:tblBorders>
           <w:top w:val="none" w:sz="0" w:space="0" w:color="auto"/>
           <w:left w:val="none" w:sz="0" w:space="0" w:color="auto"/>
@@ -83,15 +83,20 @@
           <w:insideH w:val="none" w:sz="0" w:space="0" w:color="auto"/>
           <w:insideV w:val="none" w:sz="0" w:space="0" w:color="auto"/>
         </w:tblBorders>
+        <w:tblLayout w:type="fixed"/>
+        <w:tblCellMar>
+          <w:left w:w="0" w:type="dxa"/>
+          <w:right w:w="0" w:type="dxa"/>
+        </w:tblCellMar>
         <w:tblLook w:val="04A0" w:firstRow="1" w:lastRow="0" w:firstColumn="1" w:lastColumn="0" w:noHBand="0" w:noVBand="1"/>
       </w:tblPr>
       <w:tblGrid>
-        <w:gridCol w:w="1175"/>
-        <w:gridCol w:w="3274"/>
-        <w:gridCol w:w="2246"/>
-        <w:gridCol w:w="1380"/>
-        <w:gridCol w:w="1135"/>
-        <w:gridCol w:w="1157"/>
+        <w:gridCol w:w="851"/>
+        <w:gridCol w:w="3260"/>
+        <w:gridCol w:w="1843"/>
+        <w:gridCol w:w="1417"/>
+        <w:gridCol w:w="1134"/>
+        <w:gridCol w:w="1276"/>
       </w:tblGrid>
       <w:tr>
         <w:trPr>
@@ -99,7 +104,7 @@
         </w:trPr>
         <w:tc>
           <w:tcPr>
-            <w:tcW w:w="1175" w:type="dxa"/>
+            <w:tcW w:w="851" w:type="dxa"/>
           </w:tcPr>
           <w:p>
             <w:pPr>
@@ -125,7 +130,7 @@
         </w:tc>
         <w:tc>
           <w:tcPr>
-            <w:tcW w:w="3274" w:type="dxa"/>
+            <w:tcW w:w="3260" w:type="dxa"/>
           </w:tcPr>
           <w:p>
             <w:pPr>
@@ -148,40 +153,22 @@
                 <w:bCs/>
                 <w:u w:val="single"/>
               </w:rPr>
-              <w:t xml:space="preserve">{{ </w:t>
-            </w:r>
-            <w:proofErr w:type="spellStart"/>
+              <w:t>{{ resident</w:t>
+            </w:r>
+            <w:proofErr w:type="gramEnd"/>
             <w:r>
               <w:rPr>
                 <w:rFonts w:ascii="Tahoma" w:hAnsi="Tahoma" w:cs="Tahoma"/>
                 <w:bCs/>
                 <w:u w:val="single"/>
               </w:rPr>
-              <w:t>resident</w:t>
-            </w:r>
-            <w:proofErr w:type="gramEnd"/>
-            <w:r>
-              <w:rPr>
-                <w:rFonts w:ascii="Tahoma" w:hAnsi="Tahoma" w:cs="Tahoma"/>
-                <w:bCs/>
-                <w:u w:val="single"/>
-              </w:rPr>
-              <w:t>_name</w:t>
-            </w:r>
-            <w:proofErr w:type="spellEnd"/>
-            <w:r>
-              <w:rPr>
-                <w:rFonts w:ascii="Tahoma" w:hAnsi="Tahoma" w:cs="Tahoma"/>
-                <w:bCs/>
-                <w:u w:val="single"/>
-              </w:rPr>
-              <w:t xml:space="preserve"> }}</w:t>
-            </w:r>
-          </w:p>
-        </w:tc>
-        <w:tc>
-          <w:tcPr>
-            <w:tcW w:w="2246" w:type="dxa"/>
+              <w:t>_name }}</w:t>
+            </w:r>
+          </w:p>
+        </w:tc>
+        <w:tc>
+          <w:tcPr>
+            <w:tcW w:w="1843" w:type="dxa"/>
           </w:tcPr>
           <w:p>
             <w:pPr>
@@ -207,7 +194,7 @@
         </w:tc>
         <w:tc>
           <w:tcPr>
-            <w:tcW w:w="1380" w:type="dxa"/>
+            <w:tcW w:w="1417" w:type="dxa"/>
           </w:tcPr>
           <w:p>
             <w:pPr>
@@ -245,7 +232,7 @@
         </w:tc>
         <w:tc>
           <w:tcPr>
-            <w:tcW w:w="1135" w:type="dxa"/>
+            <w:tcW w:w="1134" w:type="dxa"/>
           </w:tcPr>
           <w:p>
             <w:pPr>
@@ -271,7 +258,7 @@
         </w:tc>
         <w:tc>
           <w:tcPr>
-            <w:tcW w:w="1157" w:type="dxa"/>
+            <w:tcW w:w="1276" w:type="dxa"/>
           </w:tcPr>
           <w:p>
             <w:pPr>
@@ -314,7 +301,7 @@
         </w:trPr>
         <w:tc>
           <w:tcPr>
-            <w:tcW w:w="1175" w:type="dxa"/>
+            <w:tcW w:w="851" w:type="dxa"/>
           </w:tcPr>
           <w:p>
             <w:pPr>
@@ -340,7 +327,7 @@
         </w:tc>
         <w:tc>
           <w:tcPr>
-            <w:tcW w:w="3274" w:type="dxa"/>
+            <w:tcW w:w="3260" w:type="dxa"/>
           </w:tcPr>
           <w:p>
             <w:pPr>
@@ -378,7 +365,7 @@
         </w:tc>
         <w:tc>
           <w:tcPr>
-            <w:tcW w:w="2246" w:type="dxa"/>
+            <w:tcW w:w="1843" w:type="dxa"/>
           </w:tcPr>
           <w:p>
             <w:pPr>
@@ -404,7 +391,7 @@
         </w:tc>
         <w:tc>
           <w:tcPr>
-            <w:tcW w:w="1380" w:type="dxa"/>
+            <w:tcW w:w="1417" w:type="dxa"/>
           </w:tcPr>
           <w:p>
             <w:pPr>
@@ -442,7 +429,7 @@
         </w:tc>
         <w:tc>
           <w:tcPr>
-            <w:tcW w:w="1135" w:type="dxa"/>
+            <w:tcW w:w="1134" w:type="dxa"/>
           </w:tcPr>
           <w:p>
             <w:pPr>
@@ -468,7 +455,7 @@
         </w:tc>
         <w:tc>
           <w:tcPr>
-            <w:tcW w:w="1157" w:type="dxa"/>
+            <w:tcW w:w="1276" w:type="dxa"/>
           </w:tcPr>
           <w:p>
             <w:pPr>
@@ -507,11 +494,11 @@
       </w:tr>
       <w:tr>
         <w:trPr>
-          <w:trHeight w:val="455"/>
+          <w:trHeight w:val="107"/>
         </w:trPr>
         <w:tc>
           <w:tcPr>
-            <w:tcW w:w="1175" w:type="dxa"/>
+            <w:tcW w:w="851" w:type="dxa"/>
           </w:tcPr>
           <w:p>
             <w:pPr>
@@ -537,7 +524,7 @@
         </w:tc>
         <w:tc>
           <w:tcPr>
-            <w:tcW w:w="3274" w:type="dxa"/>
+            <w:tcW w:w="3260" w:type="dxa"/>
           </w:tcPr>
           <w:p>
             <w:pPr>
@@ -560,32 +547,22 @@
                 <w:bCs/>
                 <w:u w:val="single"/>
               </w:rPr>
-              <w:t xml:space="preserve">{{ </w:t>
-            </w:r>
-            <w:proofErr w:type="spellStart"/>
+              <w:t>{{ dbw</w:t>
+            </w:r>
+            <w:proofErr w:type="gramEnd"/>
             <w:r>
               <w:rPr>
                 <w:rFonts w:ascii="Tahoma" w:hAnsi="Tahoma" w:cs="Tahoma"/>
                 <w:bCs/>
                 <w:u w:val="single"/>
               </w:rPr>
-              <w:t>dbw</w:t>
-            </w:r>
-            <w:proofErr w:type="spellEnd"/>
-            <w:proofErr w:type="gramEnd"/>
-            <w:r>
-              <w:rPr>
-                <w:rFonts w:ascii="Tahoma" w:hAnsi="Tahoma" w:cs="Tahoma"/>
-                <w:bCs/>
-                <w:u w:val="single"/>
-              </w:rPr>
               <w:t xml:space="preserve"> }}</w:t>
             </w:r>
           </w:p>
         </w:tc>
         <w:tc>
           <w:tcPr>
-            <w:tcW w:w="2246" w:type="dxa"/>
+            <w:tcW w:w="1843" w:type="dxa"/>
           </w:tcPr>
           <w:p>
             <w:pPr>
@@ -611,7 +588,7 @@
         </w:tc>
         <w:tc>
           <w:tcPr>
-            <w:tcW w:w="3672" w:type="dxa"/>
+            <w:tcW w:w="3827" w:type="dxa"/>
             <w:gridSpan w:val="3"/>
           </w:tcPr>
           <w:p>
@@ -683,6 +660,7 @@
           <w:insideH w:val="none" w:sz="0" w:space="0" w:color="auto"/>
           <w:insideV w:val="none" w:sz="0" w:space="0" w:color="auto"/>
         </w:tblBorders>
+        <w:tblLayout w:type="fixed"/>
         <w:tblLook w:val="04A0" w:firstRow="1" w:lastRow="0" w:firstColumn="1" w:lastColumn="0" w:noHBand="0" w:noVBand="1"/>
       </w:tblPr>
       <w:tblGrid>
@@ -741,34 +719,16 @@
                 <w:bCs/>
                 <w:u w:val="single"/>
               </w:rPr>
-              <w:t xml:space="preserve">{{ </w:t>
-            </w:r>
-            <w:proofErr w:type="spellStart"/>
+              <w:t>{{ diet</w:t>
+            </w:r>
+            <w:proofErr w:type="gramEnd"/>
             <w:r>
               <w:rPr>
                 <w:rFonts w:ascii="Tahoma" w:hAnsi="Tahoma" w:cs="Tahoma"/>
                 <w:bCs/>
                 <w:u w:val="single"/>
               </w:rPr>
-              <w:t>diet</w:t>
-            </w:r>
-            <w:proofErr w:type="gramEnd"/>
-            <w:r>
-              <w:rPr>
-                <w:rFonts w:ascii="Tahoma" w:hAnsi="Tahoma" w:cs="Tahoma"/>
-                <w:bCs/>
-                <w:u w:val="single"/>
-              </w:rPr>
-              <w:t>_prescription</w:t>
-            </w:r>
-            <w:proofErr w:type="spellEnd"/>
-            <w:r>
-              <w:rPr>
-                <w:rFonts w:ascii="Tahoma" w:hAnsi="Tahoma" w:cs="Tahoma"/>
-                <w:bCs/>
-                <w:u w:val="single"/>
-              </w:rPr>
-              <w:t xml:space="preserve"> }}</w:t>
+              <w:t>_prescription }}</w:t>
             </w:r>
           </w:p>
         </w:tc>
@@ -789,7 +749,7 @@
     <w:tbl>
       <w:tblPr>
         <w:tblStyle w:val="TableGrid"/>
-        <w:tblW w:w="9735" w:type="dxa"/>
+        <w:tblW w:w="0" w:type="auto"/>
         <w:tblLayout w:type="fixed"/>
         <w:tblLook w:val="04A0" w:firstRow="1" w:lastRow="0" w:firstColumn="1" w:lastColumn="0" w:noHBand="0" w:noVBand="1"/>
       </w:tblPr>
@@ -909,14 +869,12 @@
                 <w:rFonts w:ascii="Tahoma" w:hAnsi="Tahoma" w:cs="Tahoma"/>
               </w:rPr>
             </w:pPr>
-            <w:proofErr w:type="spellStart"/>
             <w:r>
               <w:rPr>
                 <w:rFonts w:ascii="Tahoma" w:hAnsi="Tahoma" w:cs="Tahoma"/>
               </w:rPr>
               <w:t>CHOg</w:t>
             </w:r>
-            <w:proofErr w:type="spellEnd"/>
           </w:p>
         </w:tc>
         <w:tc>
@@ -942,14 +900,12 @@
                 <w:rFonts w:ascii="Tahoma" w:hAnsi="Tahoma" w:cs="Tahoma"/>
               </w:rPr>
             </w:pPr>
-            <w:proofErr w:type="spellStart"/>
             <w:r>
               <w:rPr>
                 <w:rFonts w:ascii="Tahoma" w:hAnsi="Tahoma" w:cs="Tahoma"/>
               </w:rPr>
               <w:t>CHONg</w:t>
             </w:r>
-            <w:proofErr w:type="spellEnd"/>
           </w:p>
         </w:tc>
         <w:tc>
@@ -975,14 +931,12 @@
                 <w:rFonts w:ascii="Tahoma" w:hAnsi="Tahoma" w:cs="Tahoma"/>
               </w:rPr>
             </w:pPr>
-            <w:proofErr w:type="spellStart"/>
             <w:r>
               <w:rPr>
                 <w:rFonts w:ascii="Tahoma" w:hAnsi="Tahoma" w:cs="Tahoma"/>
               </w:rPr>
               <w:t>Fatsg</w:t>
             </w:r>
-            <w:proofErr w:type="spellEnd"/>
           </w:p>
         </w:tc>
         <w:tc>
@@ -1019,7 +973,7 @@
       </w:tr>
       <w:tr>
         <w:trPr>
-          <w:trHeight w:val="1192"/>
+          <w:trHeight w:val="1060"/>
         </w:trPr>
         <w:tc>
           <w:tcPr>
@@ -1100,28 +1054,14 @@
               <w:rPr>
                 <w:rFonts w:ascii="Tahoma" w:hAnsi="Tahoma" w:cs="Tahoma"/>
               </w:rPr>
-              <w:t xml:space="preserve">{{ </w:t>
-            </w:r>
-            <w:proofErr w:type="spellStart"/>
-            <w:r>
-              <w:rPr>
-                <w:rFonts w:ascii="Tahoma" w:hAnsi="Tahoma" w:cs="Tahoma"/>
-              </w:rPr>
-              <w:t>bf</w:t>
-            </w:r>
-            <w:proofErr w:type="gramEnd"/>
-            <w:r>
-              <w:rPr>
-                <w:rFonts w:ascii="Tahoma" w:hAnsi="Tahoma" w:cs="Tahoma"/>
-              </w:rPr>
-              <w:t>_food</w:t>
-            </w:r>
-            <w:proofErr w:type="spellEnd"/>
-            <w:r>
-              <w:rPr>
-                <w:rFonts w:ascii="Tahoma" w:hAnsi="Tahoma" w:cs="Tahoma"/>
-              </w:rPr>
-              <w:t xml:space="preserve"> }}</w:t>
+              <w:t>{{ bf</w:t>
+            </w:r>
+            <w:proofErr w:type="gramEnd"/>
+            <w:r>
+              <w:rPr>
+                <w:rFonts w:ascii="Tahoma" w:hAnsi="Tahoma" w:cs="Tahoma"/>
+              </w:rPr>
+              <w:t>_food }}</w:t>
             </w:r>
           </w:p>
         </w:tc>
@@ -1143,28 +1083,14 @@
               <w:rPr>
                 <w:rFonts w:ascii="Tahoma" w:hAnsi="Tahoma" w:cs="Tahoma"/>
               </w:rPr>
-              <w:t xml:space="preserve">{{ </w:t>
-            </w:r>
-            <w:proofErr w:type="spellStart"/>
-            <w:r>
-              <w:rPr>
-                <w:rFonts w:ascii="Tahoma" w:hAnsi="Tahoma" w:cs="Tahoma"/>
-              </w:rPr>
-              <w:t>bf</w:t>
-            </w:r>
-            <w:proofErr w:type="gramEnd"/>
-            <w:r>
-              <w:rPr>
-                <w:rFonts w:ascii="Tahoma" w:hAnsi="Tahoma" w:cs="Tahoma"/>
-              </w:rPr>
-              <w:t>_amount</w:t>
-            </w:r>
-            <w:proofErr w:type="spellEnd"/>
-            <w:r>
-              <w:rPr>
-                <w:rFonts w:ascii="Tahoma" w:hAnsi="Tahoma" w:cs="Tahoma"/>
-              </w:rPr>
-              <w:t xml:space="preserve"> }}</w:t>
+              <w:t>{{ bf</w:t>
+            </w:r>
+            <w:proofErr w:type="gramEnd"/>
+            <w:r>
+              <w:rPr>
+                <w:rFonts w:ascii="Tahoma" w:hAnsi="Tahoma" w:cs="Tahoma"/>
+              </w:rPr>
+              <w:t>_amount }}</w:t>
             </w:r>
           </w:p>
         </w:tc>
@@ -1186,28 +1112,14 @@
               <w:rPr>
                 <w:rFonts w:ascii="Tahoma" w:hAnsi="Tahoma" w:cs="Tahoma"/>
               </w:rPr>
-              <w:t xml:space="preserve">{{ </w:t>
-            </w:r>
-            <w:proofErr w:type="spellStart"/>
-            <w:r>
-              <w:rPr>
-                <w:rFonts w:ascii="Tahoma" w:hAnsi="Tahoma" w:cs="Tahoma"/>
-              </w:rPr>
-              <w:t>bf</w:t>
-            </w:r>
-            <w:proofErr w:type="gramEnd"/>
-            <w:r>
-              <w:rPr>
-                <w:rFonts w:ascii="Tahoma" w:hAnsi="Tahoma" w:cs="Tahoma"/>
-              </w:rPr>
-              <w:t>_cho</w:t>
-            </w:r>
-            <w:proofErr w:type="spellEnd"/>
-            <w:r>
-              <w:rPr>
-                <w:rFonts w:ascii="Tahoma" w:hAnsi="Tahoma" w:cs="Tahoma"/>
-              </w:rPr>
-              <w:t xml:space="preserve"> }}</w:t>
+              <w:t>{{ bf</w:t>
+            </w:r>
+            <w:proofErr w:type="gramEnd"/>
+            <w:r>
+              <w:rPr>
+                <w:rFonts w:ascii="Tahoma" w:hAnsi="Tahoma" w:cs="Tahoma"/>
+              </w:rPr>
+              <w:t>_cho }}</w:t>
             </w:r>
           </w:p>
         </w:tc>
@@ -1229,28 +1141,14 @@
               <w:rPr>
                 <w:rFonts w:ascii="Tahoma" w:hAnsi="Tahoma" w:cs="Tahoma"/>
               </w:rPr>
-              <w:t xml:space="preserve">{{ </w:t>
-            </w:r>
-            <w:proofErr w:type="spellStart"/>
-            <w:r>
-              <w:rPr>
-                <w:rFonts w:ascii="Tahoma" w:hAnsi="Tahoma" w:cs="Tahoma"/>
-              </w:rPr>
-              <w:t>bf</w:t>
-            </w:r>
-            <w:proofErr w:type="gramEnd"/>
-            <w:r>
-              <w:rPr>
-                <w:rFonts w:ascii="Tahoma" w:hAnsi="Tahoma" w:cs="Tahoma"/>
-              </w:rPr>
-              <w:t>_chon</w:t>
-            </w:r>
-            <w:proofErr w:type="spellEnd"/>
-            <w:r>
-              <w:rPr>
-                <w:rFonts w:ascii="Tahoma" w:hAnsi="Tahoma" w:cs="Tahoma"/>
-              </w:rPr>
-              <w:t xml:space="preserve"> }}</w:t>
+              <w:t>{{ bf</w:t>
+            </w:r>
+            <w:proofErr w:type="gramEnd"/>
+            <w:r>
+              <w:rPr>
+                <w:rFonts w:ascii="Tahoma" w:hAnsi="Tahoma" w:cs="Tahoma"/>
+              </w:rPr>
+              <w:t>_chon }}</w:t>
             </w:r>
           </w:p>
         </w:tc>
@@ -1272,28 +1170,14 @@
               <w:rPr>
                 <w:rFonts w:ascii="Tahoma" w:hAnsi="Tahoma" w:cs="Tahoma"/>
               </w:rPr>
-              <w:t xml:space="preserve">{{ </w:t>
-            </w:r>
-            <w:proofErr w:type="spellStart"/>
-            <w:r>
-              <w:rPr>
-                <w:rFonts w:ascii="Tahoma" w:hAnsi="Tahoma" w:cs="Tahoma"/>
-              </w:rPr>
-              <w:t>bf</w:t>
-            </w:r>
-            <w:proofErr w:type="gramEnd"/>
-            <w:r>
-              <w:rPr>
-                <w:rFonts w:ascii="Tahoma" w:hAnsi="Tahoma" w:cs="Tahoma"/>
-              </w:rPr>
-              <w:t>_fat</w:t>
-            </w:r>
-            <w:proofErr w:type="spellEnd"/>
-            <w:r>
-              <w:rPr>
-                <w:rFonts w:ascii="Tahoma" w:hAnsi="Tahoma" w:cs="Tahoma"/>
-              </w:rPr>
-              <w:t xml:space="preserve"> }}</w:t>
+              <w:t>{{ bf</w:t>
+            </w:r>
+            <w:proofErr w:type="gramEnd"/>
+            <w:r>
+              <w:rPr>
+                <w:rFonts w:ascii="Tahoma" w:hAnsi="Tahoma" w:cs="Tahoma"/>
+              </w:rPr>
+              <w:t>_fat }}</w:t>
             </w:r>
           </w:p>
         </w:tc>
@@ -1315,28 +1199,14 @@
               <w:rPr>
                 <w:rFonts w:ascii="Tahoma" w:hAnsi="Tahoma" w:cs="Tahoma"/>
               </w:rPr>
-              <w:t xml:space="preserve">{{ </w:t>
-            </w:r>
-            <w:proofErr w:type="spellStart"/>
-            <w:r>
-              <w:rPr>
-                <w:rFonts w:ascii="Tahoma" w:hAnsi="Tahoma" w:cs="Tahoma"/>
-              </w:rPr>
-              <w:t>bf</w:t>
-            </w:r>
-            <w:proofErr w:type="gramEnd"/>
-            <w:r>
-              <w:rPr>
-                <w:rFonts w:ascii="Tahoma" w:hAnsi="Tahoma" w:cs="Tahoma"/>
-              </w:rPr>
-              <w:t>_cal</w:t>
-            </w:r>
-            <w:proofErr w:type="spellEnd"/>
-            <w:r>
-              <w:rPr>
-                <w:rFonts w:ascii="Tahoma" w:hAnsi="Tahoma" w:cs="Tahoma"/>
-              </w:rPr>
-              <w:t xml:space="preserve"> }}</w:t>
+              <w:t>{{ bf</w:t>
+            </w:r>
+            <w:proofErr w:type="gramEnd"/>
+            <w:r>
+              <w:rPr>
+                <w:rFonts w:ascii="Tahoma" w:hAnsi="Tahoma" w:cs="Tahoma"/>
+              </w:rPr>
+              <w:t>_cal }}</w:t>
             </w:r>
           </w:p>
         </w:tc>
@@ -1401,28 +1271,14 @@
               <w:rPr>
                 <w:rFonts w:ascii="Tahoma" w:hAnsi="Tahoma" w:cs="Tahoma"/>
               </w:rPr>
-              <w:t xml:space="preserve">{{ </w:t>
-            </w:r>
-            <w:proofErr w:type="spellStart"/>
-            <w:r>
-              <w:rPr>
-                <w:rFonts w:ascii="Tahoma" w:hAnsi="Tahoma" w:cs="Tahoma"/>
-              </w:rPr>
-              <w:t>am</w:t>
-            </w:r>
-            <w:proofErr w:type="gramEnd"/>
-            <w:r>
-              <w:rPr>
-                <w:rFonts w:ascii="Tahoma" w:hAnsi="Tahoma" w:cs="Tahoma"/>
-              </w:rPr>
-              <w:t>_food</w:t>
-            </w:r>
-            <w:proofErr w:type="spellEnd"/>
-            <w:r>
-              <w:rPr>
-                <w:rFonts w:ascii="Tahoma" w:hAnsi="Tahoma" w:cs="Tahoma"/>
-              </w:rPr>
-              <w:t xml:space="preserve"> }}</w:t>
+              <w:t>{{ am</w:t>
+            </w:r>
+            <w:proofErr w:type="gramEnd"/>
+            <w:r>
+              <w:rPr>
+                <w:rFonts w:ascii="Tahoma" w:hAnsi="Tahoma" w:cs="Tahoma"/>
+              </w:rPr>
+              <w:t>_food }}</w:t>
             </w:r>
           </w:p>
         </w:tc>
@@ -1444,28 +1300,14 @@
               <w:rPr>
                 <w:rFonts w:ascii="Tahoma" w:hAnsi="Tahoma" w:cs="Tahoma"/>
               </w:rPr>
-              <w:t xml:space="preserve">{{ </w:t>
-            </w:r>
-            <w:proofErr w:type="spellStart"/>
-            <w:r>
-              <w:rPr>
-                <w:rFonts w:ascii="Tahoma" w:hAnsi="Tahoma" w:cs="Tahoma"/>
-              </w:rPr>
-              <w:t>am</w:t>
-            </w:r>
-            <w:proofErr w:type="gramEnd"/>
-            <w:r>
-              <w:rPr>
-                <w:rFonts w:ascii="Tahoma" w:hAnsi="Tahoma" w:cs="Tahoma"/>
-              </w:rPr>
-              <w:t>_amount</w:t>
-            </w:r>
-            <w:proofErr w:type="spellEnd"/>
-            <w:r>
-              <w:rPr>
-                <w:rFonts w:ascii="Tahoma" w:hAnsi="Tahoma" w:cs="Tahoma"/>
-              </w:rPr>
-              <w:t xml:space="preserve"> }}</w:t>
+              <w:t>{{ am</w:t>
+            </w:r>
+            <w:proofErr w:type="gramEnd"/>
+            <w:r>
+              <w:rPr>
+                <w:rFonts w:ascii="Tahoma" w:hAnsi="Tahoma" w:cs="Tahoma"/>
+              </w:rPr>
+              <w:t>_amount }}</w:t>
             </w:r>
           </w:p>
         </w:tc>
@@ -1487,28 +1329,14 @@
               <w:rPr>
                 <w:rFonts w:ascii="Tahoma" w:hAnsi="Tahoma" w:cs="Tahoma"/>
               </w:rPr>
-              <w:t xml:space="preserve">{{ </w:t>
-            </w:r>
-            <w:proofErr w:type="spellStart"/>
-            <w:r>
-              <w:rPr>
-                <w:rFonts w:ascii="Tahoma" w:hAnsi="Tahoma" w:cs="Tahoma"/>
-              </w:rPr>
-              <w:t>am</w:t>
-            </w:r>
-            <w:proofErr w:type="gramEnd"/>
-            <w:r>
-              <w:rPr>
-                <w:rFonts w:ascii="Tahoma" w:hAnsi="Tahoma" w:cs="Tahoma"/>
-              </w:rPr>
-              <w:t>_cho</w:t>
-            </w:r>
-            <w:proofErr w:type="spellEnd"/>
-            <w:r>
-              <w:rPr>
-                <w:rFonts w:ascii="Tahoma" w:hAnsi="Tahoma" w:cs="Tahoma"/>
-              </w:rPr>
-              <w:t xml:space="preserve"> }}</w:t>
+              <w:t>{{ am</w:t>
+            </w:r>
+            <w:proofErr w:type="gramEnd"/>
+            <w:r>
+              <w:rPr>
+                <w:rFonts w:ascii="Tahoma" w:hAnsi="Tahoma" w:cs="Tahoma"/>
+              </w:rPr>
+              <w:t>_cho }}</w:t>
             </w:r>
           </w:p>
         </w:tc>
@@ -1530,28 +1358,14 @@
               <w:rPr>
                 <w:rFonts w:ascii="Tahoma" w:hAnsi="Tahoma" w:cs="Tahoma"/>
               </w:rPr>
-              <w:t xml:space="preserve">{{ </w:t>
-            </w:r>
-            <w:proofErr w:type="spellStart"/>
-            <w:r>
-              <w:rPr>
-                <w:rFonts w:ascii="Tahoma" w:hAnsi="Tahoma" w:cs="Tahoma"/>
-              </w:rPr>
-              <w:t>am</w:t>
-            </w:r>
-            <w:proofErr w:type="gramEnd"/>
-            <w:r>
-              <w:rPr>
-                <w:rFonts w:ascii="Tahoma" w:hAnsi="Tahoma" w:cs="Tahoma"/>
-              </w:rPr>
-              <w:t>_chon</w:t>
-            </w:r>
-            <w:proofErr w:type="spellEnd"/>
-            <w:r>
-              <w:rPr>
-                <w:rFonts w:ascii="Tahoma" w:hAnsi="Tahoma" w:cs="Tahoma"/>
-              </w:rPr>
-              <w:t xml:space="preserve"> }}</w:t>
+              <w:t>{{ am</w:t>
+            </w:r>
+            <w:proofErr w:type="gramEnd"/>
+            <w:r>
+              <w:rPr>
+                <w:rFonts w:ascii="Tahoma" w:hAnsi="Tahoma" w:cs="Tahoma"/>
+              </w:rPr>
+              <w:t>_chon }}</w:t>
             </w:r>
           </w:p>
         </w:tc>
@@ -1573,28 +1387,14 @@
               <w:rPr>
                 <w:rFonts w:ascii="Tahoma" w:hAnsi="Tahoma" w:cs="Tahoma"/>
               </w:rPr>
-              <w:t xml:space="preserve">{{ </w:t>
-            </w:r>
-            <w:proofErr w:type="spellStart"/>
-            <w:r>
-              <w:rPr>
-                <w:rFonts w:ascii="Tahoma" w:hAnsi="Tahoma" w:cs="Tahoma"/>
-              </w:rPr>
-              <w:t>am</w:t>
-            </w:r>
-            <w:proofErr w:type="gramEnd"/>
-            <w:r>
-              <w:rPr>
-                <w:rFonts w:ascii="Tahoma" w:hAnsi="Tahoma" w:cs="Tahoma"/>
-              </w:rPr>
-              <w:t>_fat</w:t>
-            </w:r>
-            <w:proofErr w:type="spellEnd"/>
-            <w:r>
-              <w:rPr>
-                <w:rFonts w:ascii="Tahoma" w:hAnsi="Tahoma" w:cs="Tahoma"/>
-              </w:rPr>
-              <w:t xml:space="preserve"> }}</w:t>
+              <w:t>{{ am</w:t>
+            </w:r>
+            <w:proofErr w:type="gramEnd"/>
+            <w:r>
+              <w:rPr>
+                <w:rFonts w:ascii="Tahoma" w:hAnsi="Tahoma" w:cs="Tahoma"/>
+              </w:rPr>
+              <w:t>_fat }}</w:t>
             </w:r>
           </w:p>
         </w:tc>
@@ -1616,28 +1416,14 @@
               <w:rPr>
                 <w:rFonts w:ascii="Tahoma" w:hAnsi="Tahoma" w:cs="Tahoma"/>
               </w:rPr>
-              <w:t xml:space="preserve">{{ </w:t>
-            </w:r>
-            <w:proofErr w:type="spellStart"/>
-            <w:r>
-              <w:rPr>
-                <w:rFonts w:ascii="Tahoma" w:hAnsi="Tahoma" w:cs="Tahoma"/>
-              </w:rPr>
-              <w:t>am</w:t>
-            </w:r>
-            <w:proofErr w:type="gramEnd"/>
-            <w:r>
-              <w:rPr>
-                <w:rFonts w:ascii="Tahoma" w:hAnsi="Tahoma" w:cs="Tahoma"/>
-              </w:rPr>
-              <w:t>_cal</w:t>
-            </w:r>
-            <w:proofErr w:type="spellEnd"/>
-            <w:r>
-              <w:rPr>
-                <w:rFonts w:ascii="Tahoma" w:hAnsi="Tahoma" w:cs="Tahoma"/>
-              </w:rPr>
-              <w:t xml:space="preserve"> }}</w:t>
+              <w:t>{{ am</w:t>
+            </w:r>
+            <w:proofErr w:type="gramEnd"/>
+            <w:r>
+              <w:rPr>
+                <w:rFonts w:ascii="Tahoma" w:hAnsi="Tahoma" w:cs="Tahoma"/>
+              </w:rPr>
+              <w:t>_cal }}</w:t>
             </w:r>
           </w:p>
         </w:tc>
@@ -1715,28 +1501,14 @@
               <w:rPr>
                 <w:rFonts w:ascii="Tahoma" w:hAnsi="Tahoma" w:cs="Tahoma"/>
               </w:rPr>
-              <w:t xml:space="preserve">{{ </w:t>
-            </w:r>
-            <w:proofErr w:type="spellStart"/>
-            <w:r>
-              <w:rPr>
-                <w:rFonts w:ascii="Tahoma" w:hAnsi="Tahoma" w:cs="Tahoma"/>
-              </w:rPr>
-              <w:t>lun</w:t>
-            </w:r>
-            <w:proofErr w:type="gramEnd"/>
-            <w:r>
-              <w:rPr>
-                <w:rFonts w:ascii="Tahoma" w:hAnsi="Tahoma" w:cs="Tahoma"/>
-              </w:rPr>
-              <w:t>_food</w:t>
-            </w:r>
-            <w:proofErr w:type="spellEnd"/>
-            <w:r>
-              <w:rPr>
-                <w:rFonts w:ascii="Tahoma" w:hAnsi="Tahoma" w:cs="Tahoma"/>
-              </w:rPr>
-              <w:t xml:space="preserve"> }}</w:t>
+              <w:t>{{ lun</w:t>
+            </w:r>
+            <w:proofErr w:type="gramEnd"/>
+            <w:r>
+              <w:rPr>
+                <w:rFonts w:ascii="Tahoma" w:hAnsi="Tahoma" w:cs="Tahoma"/>
+              </w:rPr>
+              <w:t>_food }}</w:t>
             </w:r>
           </w:p>
         </w:tc>
@@ -1758,28 +1530,14 @@
               <w:rPr>
                 <w:rFonts w:ascii="Tahoma" w:hAnsi="Tahoma" w:cs="Tahoma"/>
               </w:rPr>
-              <w:t xml:space="preserve">{{ </w:t>
-            </w:r>
-            <w:proofErr w:type="spellStart"/>
-            <w:r>
-              <w:rPr>
-                <w:rFonts w:ascii="Tahoma" w:hAnsi="Tahoma" w:cs="Tahoma"/>
-              </w:rPr>
-              <w:t>lun</w:t>
-            </w:r>
-            <w:proofErr w:type="gramEnd"/>
-            <w:r>
-              <w:rPr>
-                <w:rFonts w:ascii="Tahoma" w:hAnsi="Tahoma" w:cs="Tahoma"/>
-              </w:rPr>
-              <w:t>_amount</w:t>
-            </w:r>
-            <w:proofErr w:type="spellEnd"/>
-            <w:r>
-              <w:rPr>
-                <w:rFonts w:ascii="Tahoma" w:hAnsi="Tahoma" w:cs="Tahoma"/>
-              </w:rPr>
-              <w:t xml:space="preserve"> }}</w:t>
+              <w:t>{{ lun</w:t>
+            </w:r>
+            <w:proofErr w:type="gramEnd"/>
+            <w:r>
+              <w:rPr>
+                <w:rFonts w:ascii="Tahoma" w:hAnsi="Tahoma" w:cs="Tahoma"/>
+              </w:rPr>
+              <w:t>_amount }}</w:t>
             </w:r>
           </w:p>
         </w:tc>
@@ -1801,28 +1559,14 @@
               <w:rPr>
                 <w:rFonts w:ascii="Tahoma" w:hAnsi="Tahoma" w:cs="Tahoma"/>
               </w:rPr>
-              <w:t xml:space="preserve">{{ </w:t>
-            </w:r>
-            <w:proofErr w:type="spellStart"/>
-            <w:r>
-              <w:rPr>
-                <w:rFonts w:ascii="Tahoma" w:hAnsi="Tahoma" w:cs="Tahoma"/>
-              </w:rPr>
-              <w:t>lun</w:t>
-            </w:r>
-            <w:proofErr w:type="gramEnd"/>
-            <w:r>
-              <w:rPr>
-                <w:rFonts w:ascii="Tahoma" w:hAnsi="Tahoma" w:cs="Tahoma"/>
-              </w:rPr>
-              <w:t>_cho</w:t>
-            </w:r>
-            <w:proofErr w:type="spellEnd"/>
-            <w:r>
-              <w:rPr>
-                <w:rFonts w:ascii="Tahoma" w:hAnsi="Tahoma" w:cs="Tahoma"/>
-              </w:rPr>
-              <w:t xml:space="preserve"> }}</w:t>
+              <w:t>{{ lun</w:t>
+            </w:r>
+            <w:proofErr w:type="gramEnd"/>
+            <w:r>
+              <w:rPr>
+                <w:rFonts w:ascii="Tahoma" w:hAnsi="Tahoma" w:cs="Tahoma"/>
+              </w:rPr>
+              <w:t>_cho }}</w:t>
             </w:r>
           </w:p>
         </w:tc>
@@ -1844,28 +1588,14 @@
               <w:rPr>
                 <w:rFonts w:ascii="Tahoma" w:hAnsi="Tahoma" w:cs="Tahoma"/>
               </w:rPr>
-              <w:t xml:space="preserve">{{ </w:t>
-            </w:r>
-            <w:proofErr w:type="spellStart"/>
-            <w:r>
-              <w:rPr>
-                <w:rFonts w:ascii="Tahoma" w:hAnsi="Tahoma" w:cs="Tahoma"/>
-              </w:rPr>
-              <w:t>lun</w:t>
-            </w:r>
-            <w:proofErr w:type="gramEnd"/>
-            <w:r>
-              <w:rPr>
-                <w:rFonts w:ascii="Tahoma" w:hAnsi="Tahoma" w:cs="Tahoma"/>
-              </w:rPr>
-              <w:t>_chon</w:t>
-            </w:r>
-            <w:proofErr w:type="spellEnd"/>
-            <w:r>
-              <w:rPr>
-                <w:rFonts w:ascii="Tahoma" w:hAnsi="Tahoma" w:cs="Tahoma"/>
-              </w:rPr>
-              <w:t xml:space="preserve"> }}</w:t>
+              <w:t>{{ lun</w:t>
+            </w:r>
+            <w:proofErr w:type="gramEnd"/>
+            <w:r>
+              <w:rPr>
+                <w:rFonts w:ascii="Tahoma" w:hAnsi="Tahoma" w:cs="Tahoma"/>
+              </w:rPr>
+              <w:t>_chon }}</w:t>
             </w:r>
           </w:p>
         </w:tc>
@@ -1887,28 +1617,14 @@
               <w:rPr>
                 <w:rFonts w:ascii="Tahoma" w:hAnsi="Tahoma" w:cs="Tahoma"/>
               </w:rPr>
-              <w:t xml:space="preserve">{{ </w:t>
-            </w:r>
-            <w:proofErr w:type="spellStart"/>
-            <w:r>
-              <w:rPr>
-                <w:rFonts w:ascii="Tahoma" w:hAnsi="Tahoma" w:cs="Tahoma"/>
-              </w:rPr>
-              <w:t>lun</w:t>
-            </w:r>
-            <w:proofErr w:type="gramEnd"/>
-            <w:r>
-              <w:rPr>
-                <w:rFonts w:ascii="Tahoma" w:hAnsi="Tahoma" w:cs="Tahoma"/>
-              </w:rPr>
-              <w:t>_fat</w:t>
-            </w:r>
-            <w:proofErr w:type="spellEnd"/>
-            <w:r>
-              <w:rPr>
-                <w:rFonts w:ascii="Tahoma" w:hAnsi="Tahoma" w:cs="Tahoma"/>
-              </w:rPr>
-              <w:t xml:space="preserve"> }}</w:t>
+              <w:t>{{ lun</w:t>
+            </w:r>
+            <w:proofErr w:type="gramEnd"/>
+            <w:r>
+              <w:rPr>
+                <w:rFonts w:ascii="Tahoma" w:hAnsi="Tahoma" w:cs="Tahoma"/>
+              </w:rPr>
+              <w:t>_fat }}</w:t>
             </w:r>
           </w:p>
         </w:tc>
@@ -1930,28 +1646,14 @@
               <w:rPr>
                 <w:rFonts w:ascii="Tahoma" w:hAnsi="Tahoma" w:cs="Tahoma"/>
               </w:rPr>
-              <w:t xml:space="preserve">{{ </w:t>
-            </w:r>
-            <w:proofErr w:type="spellStart"/>
-            <w:r>
-              <w:rPr>
-                <w:rFonts w:ascii="Tahoma" w:hAnsi="Tahoma" w:cs="Tahoma"/>
-              </w:rPr>
-              <w:t>lun</w:t>
-            </w:r>
-            <w:proofErr w:type="gramEnd"/>
-            <w:r>
-              <w:rPr>
-                <w:rFonts w:ascii="Tahoma" w:hAnsi="Tahoma" w:cs="Tahoma"/>
-              </w:rPr>
-              <w:t>_cal</w:t>
-            </w:r>
-            <w:proofErr w:type="spellEnd"/>
-            <w:r>
-              <w:rPr>
-                <w:rFonts w:ascii="Tahoma" w:hAnsi="Tahoma" w:cs="Tahoma"/>
-              </w:rPr>
-              <w:t xml:space="preserve"> }}</w:t>
+              <w:t>{{ lun</w:t>
+            </w:r>
+            <w:proofErr w:type="gramEnd"/>
+            <w:r>
+              <w:rPr>
+                <w:rFonts w:ascii="Tahoma" w:hAnsi="Tahoma" w:cs="Tahoma"/>
+              </w:rPr>
+              <w:t>_cal }}</w:t>
             </w:r>
           </w:p>
         </w:tc>
@@ -2026,28 +1728,14 @@
               <w:rPr>
                 <w:rFonts w:ascii="Tahoma" w:hAnsi="Tahoma" w:cs="Tahoma"/>
               </w:rPr>
-              <w:t xml:space="preserve">{{ </w:t>
-            </w:r>
-            <w:proofErr w:type="spellStart"/>
-            <w:r>
-              <w:rPr>
-                <w:rFonts w:ascii="Tahoma" w:hAnsi="Tahoma" w:cs="Tahoma"/>
-              </w:rPr>
-              <w:t>pm</w:t>
-            </w:r>
-            <w:proofErr w:type="gramEnd"/>
-            <w:r>
-              <w:rPr>
-                <w:rFonts w:ascii="Tahoma" w:hAnsi="Tahoma" w:cs="Tahoma"/>
-              </w:rPr>
-              <w:t>_food</w:t>
-            </w:r>
-            <w:proofErr w:type="spellEnd"/>
-            <w:r>
-              <w:rPr>
-                <w:rFonts w:ascii="Tahoma" w:hAnsi="Tahoma" w:cs="Tahoma"/>
-              </w:rPr>
-              <w:t xml:space="preserve"> }}</w:t>
+              <w:t>{{ pm</w:t>
+            </w:r>
+            <w:proofErr w:type="gramEnd"/>
+            <w:r>
+              <w:rPr>
+                <w:rFonts w:ascii="Tahoma" w:hAnsi="Tahoma" w:cs="Tahoma"/>
+              </w:rPr>
+              <w:t>_food }}</w:t>
             </w:r>
           </w:p>
         </w:tc>
@@ -2069,28 +1757,14 @@
               <w:rPr>
                 <w:rFonts w:ascii="Tahoma" w:hAnsi="Tahoma" w:cs="Tahoma"/>
               </w:rPr>
-              <w:t xml:space="preserve">{{ </w:t>
-            </w:r>
-            <w:proofErr w:type="spellStart"/>
-            <w:r>
-              <w:rPr>
-                <w:rFonts w:ascii="Tahoma" w:hAnsi="Tahoma" w:cs="Tahoma"/>
-              </w:rPr>
-              <w:t>pm</w:t>
-            </w:r>
-            <w:proofErr w:type="gramEnd"/>
-            <w:r>
-              <w:rPr>
-                <w:rFonts w:ascii="Tahoma" w:hAnsi="Tahoma" w:cs="Tahoma"/>
-              </w:rPr>
-              <w:t>_amount</w:t>
-            </w:r>
-            <w:proofErr w:type="spellEnd"/>
-            <w:r>
-              <w:rPr>
-                <w:rFonts w:ascii="Tahoma" w:hAnsi="Tahoma" w:cs="Tahoma"/>
-              </w:rPr>
-              <w:t xml:space="preserve"> }}</w:t>
+              <w:t>{{ pm</w:t>
+            </w:r>
+            <w:proofErr w:type="gramEnd"/>
+            <w:r>
+              <w:rPr>
+                <w:rFonts w:ascii="Tahoma" w:hAnsi="Tahoma" w:cs="Tahoma"/>
+              </w:rPr>
+              <w:t>_amount }}</w:t>
             </w:r>
           </w:p>
         </w:tc>
@@ -2112,28 +1786,14 @@
               <w:rPr>
                 <w:rFonts w:ascii="Tahoma" w:hAnsi="Tahoma" w:cs="Tahoma"/>
               </w:rPr>
-              <w:t xml:space="preserve">{{ </w:t>
-            </w:r>
-            <w:proofErr w:type="spellStart"/>
-            <w:r>
-              <w:rPr>
-                <w:rFonts w:ascii="Tahoma" w:hAnsi="Tahoma" w:cs="Tahoma"/>
-              </w:rPr>
-              <w:t>pm</w:t>
-            </w:r>
-            <w:proofErr w:type="gramEnd"/>
-            <w:r>
-              <w:rPr>
-                <w:rFonts w:ascii="Tahoma" w:hAnsi="Tahoma" w:cs="Tahoma"/>
-              </w:rPr>
-              <w:t>_cho</w:t>
-            </w:r>
-            <w:proofErr w:type="spellEnd"/>
-            <w:r>
-              <w:rPr>
-                <w:rFonts w:ascii="Tahoma" w:hAnsi="Tahoma" w:cs="Tahoma"/>
-              </w:rPr>
-              <w:t xml:space="preserve"> }}</w:t>
+              <w:t>{{ pm</w:t>
+            </w:r>
+            <w:proofErr w:type="gramEnd"/>
+            <w:r>
+              <w:rPr>
+                <w:rFonts w:ascii="Tahoma" w:hAnsi="Tahoma" w:cs="Tahoma"/>
+              </w:rPr>
+              <w:t>_cho }}</w:t>
             </w:r>
           </w:p>
         </w:tc>
@@ -2155,28 +1815,14 @@
               <w:rPr>
                 <w:rFonts w:ascii="Tahoma" w:hAnsi="Tahoma" w:cs="Tahoma"/>
               </w:rPr>
-              <w:t xml:space="preserve">{{ </w:t>
-            </w:r>
-            <w:proofErr w:type="spellStart"/>
-            <w:r>
-              <w:rPr>
-                <w:rFonts w:ascii="Tahoma" w:hAnsi="Tahoma" w:cs="Tahoma"/>
-              </w:rPr>
-              <w:t>pm</w:t>
-            </w:r>
-            <w:proofErr w:type="gramEnd"/>
-            <w:r>
-              <w:rPr>
-                <w:rFonts w:ascii="Tahoma" w:hAnsi="Tahoma" w:cs="Tahoma"/>
-              </w:rPr>
-              <w:t>_chon</w:t>
-            </w:r>
-            <w:proofErr w:type="spellEnd"/>
-            <w:r>
-              <w:rPr>
-                <w:rFonts w:ascii="Tahoma" w:hAnsi="Tahoma" w:cs="Tahoma"/>
-              </w:rPr>
-              <w:t xml:space="preserve"> }}</w:t>
+              <w:t>{{ pm</w:t>
+            </w:r>
+            <w:proofErr w:type="gramEnd"/>
+            <w:r>
+              <w:rPr>
+                <w:rFonts w:ascii="Tahoma" w:hAnsi="Tahoma" w:cs="Tahoma"/>
+              </w:rPr>
+              <w:t>_chon }}</w:t>
             </w:r>
           </w:p>
         </w:tc>
@@ -2198,28 +1844,14 @@
               <w:rPr>
                 <w:rFonts w:ascii="Tahoma" w:hAnsi="Tahoma" w:cs="Tahoma"/>
               </w:rPr>
-              <w:t xml:space="preserve">{{ </w:t>
-            </w:r>
-            <w:proofErr w:type="spellStart"/>
-            <w:r>
-              <w:rPr>
-                <w:rFonts w:ascii="Tahoma" w:hAnsi="Tahoma" w:cs="Tahoma"/>
-              </w:rPr>
-              <w:t>pm</w:t>
-            </w:r>
-            <w:proofErr w:type="gramEnd"/>
-            <w:r>
-              <w:rPr>
-                <w:rFonts w:ascii="Tahoma" w:hAnsi="Tahoma" w:cs="Tahoma"/>
-              </w:rPr>
-              <w:t>_fat</w:t>
-            </w:r>
-            <w:proofErr w:type="spellEnd"/>
-            <w:r>
-              <w:rPr>
-                <w:rFonts w:ascii="Tahoma" w:hAnsi="Tahoma" w:cs="Tahoma"/>
-              </w:rPr>
-              <w:t xml:space="preserve"> }}</w:t>
+              <w:t>{{ pm</w:t>
+            </w:r>
+            <w:proofErr w:type="gramEnd"/>
+            <w:r>
+              <w:rPr>
+                <w:rFonts w:ascii="Tahoma" w:hAnsi="Tahoma" w:cs="Tahoma"/>
+              </w:rPr>
+              <w:t>_fat }}</w:t>
             </w:r>
           </w:p>
         </w:tc>
@@ -2241,28 +1873,14 @@
               <w:rPr>
                 <w:rFonts w:ascii="Tahoma" w:hAnsi="Tahoma" w:cs="Tahoma"/>
               </w:rPr>
-              <w:t xml:space="preserve">{{ </w:t>
-            </w:r>
-            <w:proofErr w:type="spellStart"/>
-            <w:r>
-              <w:rPr>
-                <w:rFonts w:ascii="Tahoma" w:hAnsi="Tahoma" w:cs="Tahoma"/>
-              </w:rPr>
-              <w:t>pm</w:t>
-            </w:r>
-            <w:proofErr w:type="gramEnd"/>
-            <w:r>
-              <w:rPr>
-                <w:rFonts w:ascii="Tahoma" w:hAnsi="Tahoma" w:cs="Tahoma"/>
-              </w:rPr>
-              <w:t>_cal</w:t>
-            </w:r>
-            <w:proofErr w:type="spellEnd"/>
-            <w:r>
-              <w:rPr>
-                <w:rFonts w:ascii="Tahoma" w:hAnsi="Tahoma" w:cs="Tahoma"/>
-              </w:rPr>
-              <w:t xml:space="preserve"> }}</w:t>
+              <w:t>{{ pm</w:t>
+            </w:r>
+            <w:proofErr w:type="gramEnd"/>
+            <w:r>
+              <w:rPr>
+                <w:rFonts w:ascii="Tahoma" w:hAnsi="Tahoma" w:cs="Tahoma"/>
+              </w:rPr>
+              <w:t>_cal }}</w:t>
             </w:r>
           </w:p>
         </w:tc>
@@ -2330,14 +1948,7 @@
               <w:rPr>
                 <w:rFonts w:ascii="Tahoma" w:hAnsi="Tahoma" w:cs="Tahoma"/>
               </w:rPr>
-              <w:t xml:space="preserve">{{ </w:t>
-            </w:r>
-            <w:proofErr w:type="spellStart"/>
-            <w:r>
-              <w:rPr>
-                <w:rFonts w:ascii="Tahoma" w:hAnsi="Tahoma" w:cs="Tahoma"/>
-              </w:rPr>
-              <w:t>din</w:t>
+              <w:t>{{ din</w:t>
             </w:r>
             <w:proofErr w:type="gramEnd"/>
             <w:r>
@@ -2351,14 +1962,7 @@
               <w:rPr>
                 <w:rFonts w:ascii="Tahoma" w:hAnsi="Tahoma" w:cs="Tahoma"/>
               </w:rPr>
-              <w:t>food</w:t>
-            </w:r>
-            <w:proofErr w:type="spellEnd"/>
-            <w:r>
-              <w:rPr>
-                <w:rFonts w:ascii="Tahoma" w:hAnsi="Tahoma" w:cs="Tahoma"/>
-              </w:rPr>
-              <w:t xml:space="preserve"> }</w:t>
+              <w:t>food }</w:t>
             </w:r>
             <w:proofErr w:type="gramEnd"/>
             <w:r>
@@ -2407,28 +2011,14 @@
               <w:rPr>
                 <w:rFonts w:ascii="Tahoma" w:hAnsi="Tahoma" w:cs="Tahoma"/>
               </w:rPr>
-              <w:t xml:space="preserve">{{ </w:t>
-            </w:r>
-            <w:proofErr w:type="spellStart"/>
-            <w:r>
-              <w:rPr>
-                <w:rFonts w:ascii="Tahoma" w:hAnsi="Tahoma" w:cs="Tahoma"/>
-              </w:rPr>
-              <w:t>din</w:t>
-            </w:r>
-            <w:proofErr w:type="gramEnd"/>
-            <w:r>
-              <w:rPr>
-                <w:rFonts w:ascii="Tahoma" w:hAnsi="Tahoma" w:cs="Tahoma"/>
-              </w:rPr>
-              <w:t>_amount</w:t>
-            </w:r>
-            <w:proofErr w:type="spellEnd"/>
-            <w:r>
-              <w:rPr>
-                <w:rFonts w:ascii="Tahoma" w:hAnsi="Tahoma" w:cs="Tahoma"/>
-              </w:rPr>
-              <w:t xml:space="preserve"> }}</w:t>
+              <w:t>{{ din</w:t>
+            </w:r>
+            <w:proofErr w:type="gramEnd"/>
+            <w:r>
+              <w:rPr>
+                <w:rFonts w:ascii="Tahoma" w:hAnsi="Tahoma" w:cs="Tahoma"/>
+              </w:rPr>
+              <w:t>_amount }}</w:t>
             </w:r>
           </w:p>
         </w:tc>
@@ -2450,28 +2040,14 @@
               <w:rPr>
                 <w:rFonts w:ascii="Tahoma" w:hAnsi="Tahoma" w:cs="Tahoma"/>
               </w:rPr>
-              <w:t xml:space="preserve">{{ </w:t>
-            </w:r>
-            <w:proofErr w:type="spellStart"/>
-            <w:r>
-              <w:rPr>
-                <w:rFonts w:ascii="Tahoma" w:hAnsi="Tahoma" w:cs="Tahoma"/>
-              </w:rPr>
-              <w:t>din</w:t>
-            </w:r>
-            <w:proofErr w:type="gramEnd"/>
-            <w:r>
-              <w:rPr>
-                <w:rFonts w:ascii="Tahoma" w:hAnsi="Tahoma" w:cs="Tahoma"/>
-              </w:rPr>
-              <w:t>_cho</w:t>
-            </w:r>
-            <w:proofErr w:type="spellEnd"/>
-            <w:r>
-              <w:rPr>
-                <w:rFonts w:ascii="Tahoma" w:hAnsi="Tahoma" w:cs="Tahoma"/>
-              </w:rPr>
-              <w:t xml:space="preserve"> }}</w:t>
+              <w:t>{{ din</w:t>
+            </w:r>
+            <w:proofErr w:type="gramEnd"/>
+            <w:r>
+              <w:rPr>
+                <w:rFonts w:ascii="Tahoma" w:hAnsi="Tahoma" w:cs="Tahoma"/>
+              </w:rPr>
+              <w:t>_cho }}</w:t>
             </w:r>
           </w:p>
         </w:tc>
@@ -2493,28 +2069,14 @@
               <w:rPr>
                 <w:rFonts w:ascii="Tahoma" w:hAnsi="Tahoma" w:cs="Tahoma"/>
               </w:rPr>
-              <w:t xml:space="preserve">{{ </w:t>
-            </w:r>
-            <w:proofErr w:type="spellStart"/>
-            <w:r>
-              <w:rPr>
-                <w:rFonts w:ascii="Tahoma" w:hAnsi="Tahoma" w:cs="Tahoma"/>
-              </w:rPr>
-              <w:t>din</w:t>
-            </w:r>
-            <w:proofErr w:type="gramEnd"/>
-            <w:r>
-              <w:rPr>
-                <w:rFonts w:ascii="Tahoma" w:hAnsi="Tahoma" w:cs="Tahoma"/>
-              </w:rPr>
-              <w:t>_chon</w:t>
-            </w:r>
-            <w:proofErr w:type="spellEnd"/>
-            <w:r>
-              <w:rPr>
-                <w:rFonts w:ascii="Tahoma" w:hAnsi="Tahoma" w:cs="Tahoma"/>
-              </w:rPr>
-              <w:t xml:space="preserve"> }}</w:t>
+              <w:t>{{ din</w:t>
+            </w:r>
+            <w:proofErr w:type="gramEnd"/>
+            <w:r>
+              <w:rPr>
+                <w:rFonts w:ascii="Tahoma" w:hAnsi="Tahoma" w:cs="Tahoma"/>
+              </w:rPr>
+              <w:t>_chon }}</w:t>
             </w:r>
           </w:p>
         </w:tc>
@@ -2536,28 +2098,14 @@
               <w:rPr>
                 <w:rFonts w:ascii="Tahoma" w:hAnsi="Tahoma" w:cs="Tahoma"/>
               </w:rPr>
-              <w:t xml:space="preserve">{{ </w:t>
-            </w:r>
-            <w:proofErr w:type="spellStart"/>
-            <w:r>
-              <w:rPr>
-                <w:rFonts w:ascii="Tahoma" w:hAnsi="Tahoma" w:cs="Tahoma"/>
-              </w:rPr>
-              <w:t>din</w:t>
-            </w:r>
-            <w:proofErr w:type="gramEnd"/>
-            <w:r>
-              <w:rPr>
-                <w:rFonts w:ascii="Tahoma" w:hAnsi="Tahoma" w:cs="Tahoma"/>
-              </w:rPr>
-              <w:t>_fat</w:t>
-            </w:r>
-            <w:proofErr w:type="spellEnd"/>
-            <w:r>
-              <w:rPr>
-                <w:rFonts w:ascii="Tahoma" w:hAnsi="Tahoma" w:cs="Tahoma"/>
-              </w:rPr>
-              <w:t xml:space="preserve"> }}</w:t>
+              <w:t>{{ din</w:t>
+            </w:r>
+            <w:proofErr w:type="gramEnd"/>
+            <w:r>
+              <w:rPr>
+                <w:rFonts w:ascii="Tahoma" w:hAnsi="Tahoma" w:cs="Tahoma"/>
+              </w:rPr>
+              <w:t>_fat }}</w:t>
             </w:r>
           </w:p>
         </w:tc>
@@ -2579,28 +2127,14 @@
               <w:rPr>
                 <w:rFonts w:ascii="Tahoma" w:hAnsi="Tahoma" w:cs="Tahoma"/>
               </w:rPr>
-              <w:t xml:space="preserve">{{ </w:t>
-            </w:r>
-            <w:proofErr w:type="spellStart"/>
-            <w:r>
-              <w:rPr>
-                <w:rFonts w:ascii="Tahoma" w:hAnsi="Tahoma" w:cs="Tahoma"/>
-              </w:rPr>
-              <w:t>din</w:t>
-            </w:r>
-            <w:proofErr w:type="gramEnd"/>
-            <w:r>
-              <w:rPr>
-                <w:rFonts w:ascii="Tahoma" w:hAnsi="Tahoma" w:cs="Tahoma"/>
-              </w:rPr>
-              <w:t>_cal</w:t>
-            </w:r>
-            <w:proofErr w:type="spellEnd"/>
-            <w:r>
-              <w:rPr>
-                <w:rFonts w:ascii="Tahoma" w:hAnsi="Tahoma" w:cs="Tahoma"/>
-              </w:rPr>
-              <w:t xml:space="preserve"> }}</w:t>
+              <w:t>{{ din</w:t>
+            </w:r>
+            <w:proofErr w:type="gramEnd"/>
+            <w:r>
+              <w:rPr>
+                <w:rFonts w:ascii="Tahoma" w:hAnsi="Tahoma" w:cs="Tahoma"/>
+              </w:rPr>
+              <w:t>_cal }}</w:t>
             </w:r>
           </w:p>
         </w:tc>
@@ -2655,28 +2189,14 @@
               <w:rPr>
                 <w:rFonts w:ascii="Tahoma" w:hAnsi="Tahoma" w:cs="Tahoma"/>
               </w:rPr>
-              <w:t xml:space="preserve">{{ </w:t>
-            </w:r>
-            <w:proofErr w:type="spellStart"/>
-            <w:r>
-              <w:rPr>
-                <w:rFonts w:ascii="Tahoma" w:hAnsi="Tahoma" w:cs="Tahoma"/>
-              </w:rPr>
-              <w:t>bed</w:t>
-            </w:r>
-            <w:proofErr w:type="gramEnd"/>
-            <w:r>
-              <w:rPr>
-                <w:rFonts w:ascii="Tahoma" w:hAnsi="Tahoma" w:cs="Tahoma"/>
-              </w:rPr>
-              <w:t>_food</w:t>
-            </w:r>
-            <w:proofErr w:type="spellEnd"/>
-            <w:r>
-              <w:rPr>
-                <w:rFonts w:ascii="Tahoma" w:hAnsi="Tahoma" w:cs="Tahoma"/>
-              </w:rPr>
-              <w:t xml:space="preserve"> }}</w:t>
+              <w:t>{{ bed</w:t>
+            </w:r>
+            <w:proofErr w:type="gramEnd"/>
+            <w:r>
+              <w:rPr>
+                <w:rFonts w:ascii="Tahoma" w:hAnsi="Tahoma" w:cs="Tahoma"/>
+              </w:rPr>
+              <w:t>_food }}</w:t>
             </w:r>
           </w:p>
         </w:tc>
@@ -2698,28 +2218,14 @@
               <w:rPr>
                 <w:rFonts w:ascii="Tahoma" w:hAnsi="Tahoma" w:cs="Tahoma"/>
               </w:rPr>
-              <w:t xml:space="preserve">{{ </w:t>
-            </w:r>
-            <w:proofErr w:type="spellStart"/>
-            <w:r>
-              <w:rPr>
-                <w:rFonts w:ascii="Tahoma" w:hAnsi="Tahoma" w:cs="Tahoma"/>
-              </w:rPr>
-              <w:t>bed</w:t>
-            </w:r>
-            <w:proofErr w:type="gramEnd"/>
-            <w:r>
-              <w:rPr>
-                <w:rFonts w:ascii="Tahoma" w:hAnsi="Tahoma" w:cs="Tahoma"/>
-              </w:rPr>
-              <w:t>_amount</w:t>
-            </w:r>
-            <w:proofErr w:type="spellEnd"/>
-            <w:r>
-              <w:rPr>
-                <w:rFonts w:ascii="Tahoma" w:hAnsi="Tahoma" w:cs="Tahoma"/>
-              </w:rPr>
-              <w:t xml:space="preserve"> }}</w:t>
+              <w:t>{{ bed</w:t>
+            </w:r>
+            <w:proofErr w:type="gramEnd"/>
+            <w:r>
+              <w:rPr>
+                <w:rFonts w:ascii="Tahoma" w:hAnsi="Tahoma" w:cs="Tahoma"/>
+              </w:rPr>
+              <w:t>_amount }}</w:t>
             </w:r>
           </w:p>
         </w:tc>
@@ -2741,28 +2247,14 @@
               <w:rPr>
                 <w:rFonts w:ascii="Tahoma" w:hAnsi="Tahoma" w:cs="Tahoma"/>
               </w:rPr>
-              <w:t xml:space="preserve">{{ </w:t>
-            </w:r>
-            <w:proofErr w:type="spellStart"/>
-            <w:r>
-              <w:rPr>
-                <w:rFonts w:ascii="Tahoma" w:hAnsi="Tahoma" w:cs="Tahoma"/>
-              </w:rPr>
-              <w:t>bed</w:t>
-            </w:r>
-            <w:proofErr w:type="gramEnd"/>
-            <w:r>
-              <w:rPr>
-                <w:rFonts w:ascii="Tahoma" w:hAnsi="Tahoma" w:cs="Tahoma"/>
-              </w:rPr>
-              <w:t>_cho</w:t>
-            </w:r>
-            <w:proofErr w:type="spellEnd"/>
-            <w:r>
-              <w:rPr>
-                <w:rFonts w:ascii="Tahoma" w:hAnsi="Tahoma" w:cs="Tahoma"/>
-              </w:rPr>
-              <w:t xml:space="preserve"> }}</w:t>
+              <w:t>{{ bed</w:t>
+            </w:r>
+            <w:proofErr w:type="gramEnd"/>
+            <w:r>
+              <w:rPr>
+                <w:rFonts w:ascii="Tahoma" w:hAnsi="Tahoma" w:cs="Tahoma"/>
+              </w:rPr>
+              <w:t>_cho }}</w:t>
             </w:r>
           </w:p>
         </w:tc>
@@ -2784,28 +2276,14 @@
               <w:rPr>
                 <w:rFonts w:ascii="Tahoma" w:hAnsi="Tahoma" w:cs="Tahoma"/>
               </w:rPr>
-              <w:t xml:space="preserve">{{ </w:t>
-            </w:r>
-            <w:proofErr w:type="spellStart"/>
-            <w:r>
-              <w:rPr>
-                <w:rFonts w:ascii="Tahoma" w:hAnsi="Tahoma" w:cs="Tahoma"/>
-              </w:rPr>
-              <w:t>bed</w:t>
-            </w:r>
-            <w:proofErr w:type="gramEnd"/>
-            <w:r>
-              <w:rPr>
-                <w:rFonts w:ascii="Tahoma" w:hAnsi="Tahoma" w:cs="Tahoma"/>
-              </w:rPr>
-              <w:t>_chon</w:t>
-            </w:r>
-            <w:proofErr w:type="spellEnd"/>
-            <w:r>
-              <w:rPr>
-                <w:rFonts w:ascii="Tahoma" w:hAnsi="Tahoma" w:cs="Tahoma"/>
-              </w:rPr>
-              <w:t xml:space="preserve"> }}</w:t>
+              <w:t>{{ bed</w:t>
+            </w:r>
+            <w:proofErr w:type="gramEnd"/>
+            <w:r>
+              <w:rPr>
+                <w:rFonts w:ascii="Tahoma" w:hAnsi="Tahoma" w:cs="Tahoma"/>
+              </w:rPr>
+              <w:t>_chon }}</w:t>
             </w:r>
           </w:p>
         </w:tc>
@@ -2827,28 +2305,14 @@
               <w:rPr>
                 <w:rFonts w:ascii="Tahoma" w:hAnsi="Tahoma" w:cs="Tahoma"/>
               </w:rPr>
-              <w:t xml:space="preserve">{{ </w:t>
-            </w:r>
-            <w:proofErr w:type="spellStart"/>
-            <w:r>
-              <w:rPr>
-                <w:rFonts w:ascii="Tahoma" w:hAnsi="Tahoma" w:cs="Tahoma"/>
-              </w:rPr>
-              <w:t>bed</w:t>
-            </w:r>
-            <w:proofErr w:type="gramEnd"/>
-            <w:r>
-              <w:rPr>
-                <w:rFonts w:ascii="Tahoma" w:hAnsi="Tahoma" w:cs="Tahoma"/>
-              </w:rPr>
-              <w:t>_fat</w:t>
-            </w:r>
-            <w:proofErr w:type="spellEnd"/>
-            <w:r>
-              <w:rPr>
-                <w:rFonts w:ascii="Tahoma" w:hAnsi="Tahoma" w:cs="Tahoma"/>
-              </w:rPr>
-              <w:t xml:space="preserve"> }}</w:t>
+              <w:t>{{ bed</w:t>
+            </w:r>
+            <w:proofErr w:type="gramEnd"/>
+            <w:r>
+              <w:rPr>
+                <w:rFonts w:ascii="Tahoma" w:hAnsi="Tahoma" w:cs="Tahoma"/>
+              </w:rPr>
+              <w:t>_fat }}</w:t>
             </w:r>
           </w:p>
         </w:tc>
@@ -2870,23 +2334,378 @@
               <w:rPr>
                 <w:rFonts w:ascii="Tahoma" w:hAnsi="Tahoma" w:cs="Tahoma"/>
               </w:rPr>
-              <w:t xml:space="preserve">{{ </w:t>
-            </w:r>
-            <w:proofErr w:type="spellStart"/>
-            <w:r>
-              <w:rPr>
-                <w:rFonts w:ascii="Tahoma" w:hAnsi="Tahoma" w:cs="Tahoma"/>
-              </w:rPr>
-              <w:t>bed</w:t>
-            </w:r>
-            <w:proofErr w:type="gramEnd"/>
-            <w:r>
-              <w:rPr>
-                <w:rFonts w:ascii="Tahoma" w:hAnsi="Tahoma" w:cs="Tahoma"/>
-              </w:rPr>
-              <w:t>_cal</w:t>
-            </w:r>
-            <w:proofErr w:type="spellEnd"/>
+              <w:t>{{ bed</w:t>
+            </w:r>
+            <w:proofErr w:type="gramEnd"/>
+            <w:r>
+              <w:rPr>
+                <w:rFonts w:ascii="Tahoma" w:hAnsi="Tahoma" w:cs="Tahoma"/>
+              </w:rPr>
+              <w:t>_cal }}</w:t>
+            </w:r>
+          </w:p>
+        </w:tc>
+      </w:tr>
+    </w:tbl>
+    <w:p>
+      <w:pPr>
+        <w:pStyle w:val="ListParagraph"/>
+        <w:spacing w:after="0" w:line="240" w:lineRule="auto"/>
+        <w:ind w:left="0"/>
+        <w:jc w:val="both"/>
+        <w:rPr>
+          <w:rFonts w:ascii="Tahoma" w:hAnsi="Tahoma" w:cs="Tahoma"/>
+        </w:rPr>
+      </w:pPr>
+    </w:p>
+    <w:tbl>
+      <w:tblPr>
+        <w:tblStyle w:val="TableGrid"/>
+        <w:tblW w:w="0" w:type="auto"/>
+        <w:tblBorders>
+          <w:top w:val="none" w:sz="0" w:space="0" w:color="auto"/>
+          <w:left w:val="none" w:sz="0" w:space="0" w:color="auto"/>
+          <w:bottom w:val="none" w:sz="0" w:space="0" w:color="auto"/>
+          <w:right w:val="none" w:sz="0" w:space="0" w:color="auto"/>
+          <w:insideH w:val="none" w:sz="0" w:space="0" w:color="auto"/>
+          <w:insideV w:val="none" w:sz="0" w:space="0" w:color="auto"/>
+        </w:tblBorders>
+        <w:tblLayout w:type="fixed"/>
+        <w:tblLook w:val="04A0" w:firstRow="1" w:lastRow="0" w:firstColumn="1" w:lastColumn="0" w:noHBand="0" w:noVBand="1"/>
+      </w:tblPr>
+      <w:tblGrid>
+        <w:gridCol w:w="2337"/>
+        <w:gridCol w:w="2478"/>
+        <w:gridCol w:w="2197"/>
+        <w:gridCol w:w="2338"/>
+      </w:tblGrid>
+      <w:tr>
+        <w:tc>
+          <w:tcPr>
+            <w:tcW w:w="2337" w:type="dxa"/>
+          </w:tcPr>
+          <w:p>
+            <w:pPr>
+              <w:pStyle w:val="ListParagraph"/>
+              <w:spacing w:after="0" w:line="240" w:lineRule="auto"/>
+              <w:ind w:left="0"/>
+              <w:jc w:val="both"/>
+              <w:rPr>
+                <w:rFonts w:ascii="Tahoma" w:hAnsi="Tahoma" w:cs="Tahoma"/>
+              </w:rPr>
+            </w:pPr>
+            <w:r>
+              <w:rPr>
+                <w:rFonts w:ascii="Tahoma" w:hAnsi="Tahoma" w:cs="Tahoma"/>
+              </w:rPr>
+              <w:t>% CHO Adequacy</w:t>
+            </w:r>
+          </w:p>
+        </w:tc>
+        <w:tc>
+          <w:tcPr>
+            <w:tcW w:w="2478" w:type="dxa"/>
+          </w:tcPr>
+          <w:p>
+            <w:pPr>
+              <w:pStyle w:val="ListParagraph"/>
+              <w:spacing w:after="0" w:line="240" w:lineRule="auto"/>
+              <w:ind w:left="0"/>
+              <w:jc w:val="both"/>
+              <w:rPr>
+                <w:rFonts w:ascii="Tahoma" w:hAnsi="Tahoma" w:cs="Tahoma"/>
+              </w:rPr>
+            </w:pPr>
+            <w:proofErr w:type="gramStart"/>
+            <w:r>
+              <w:rPr>
+                <w:rFonts w:ascii="Tahoma" w:hAnsi="Tahoma" w:cs="Tahoma"/>
+              </w:rPr>
+              <w:t>=</w:t>
+            </w:r>
+            <w:r>
+              <w:rPr>
+                <w:rFonts w:ascii="Tahoma" w:hAnsi="Tahoma" w:cs="Tahoma"/>
+                <w:u w:val="single"/>
+              </w:rPr>
+              <w:t>{{ cho</w:t>
+            </w:r>
+            <w:proofErr w:type="gramEnd"/>
+            <w:r>
+              <w:rPr>
+                <w:rFonts w:ascii="Tahoma" w:hAnsi="Tahoma" w:cs="Tahoma"/>
+                <w:u w:val="single"/>
+              </w:rPr>
+              <w:t>_adequacy }}</w:t>
+            </w:r>
+          </w:p>
+        </w:tc>
+        <w:tc>
+          <w:tcPr>
+            <w:tcW w:w="2197" w:type="dxa"/>
+          </w:tcPr>
+          <w:p>
+            <w:pPr>
+              <w:pStyle w:val="ListParagraph"/>
+              <w:spacing w:after="0" w:line="240" w:lineRule="auto"/>
+              <w:ind w:left="0"/>
+              <w:jc w:val="both"/>
+              <w:rPr>
+                <w:rFonts w:ascii="Tahoma" w:hAnsi="Tahoma" w:cs="Tahoma"/>
+              </w:rPr>
+            </w:pPr>
+            <w:r>
+              <w:rPr>
+                <w:rFonts w:ascii="Tahoma" w:hAnsi="Tahoma" w:cs="Tahoma"/>
+              </w:rPr>
+              <w:t>% Fat Adequacy</w:t>
+            </w:r>
+          </w:p>
+        </w:tc>
+        <w:tc>
+          <w:tcPr>
+            <w:tcW w:w="2338" w:type="dxa"/>
+          </w:tcPr>
+          <w:p>
+            <w:pPr>
+              <w:pStyle w:val="ListParagraph"/>
+              <w:spacing w:after="0" w:line="240" w:lineRule="auto"/>
+              <w:ind w:left="0"/>
+              <w:jc w:val="both"/>
+              <w:rPr>
+                <w:rFonts w:ascii="Tahoma" w:hAnsi="Tahoma" w:cs="Tahoma"/>
+              </w:rPr>
+            </w:pPr>
+            <w:proofErr w:type="gramStart"/>
+            <w:r>
+              <w:rPr>
+                <w:rFonts w:ascii="Tahoma" w:hAnsi="Tahoma" w:cs="Tahoma"/>
+              </w:rPr>
+              <w:t>=</w:t>
+            </w:r>
+            <w:r>
+              <w:rPr>
+                <w:rFonts w:ascii="Tahoma" w:hAnsi="Tahoma" w:cs="Tahoma"/>
+                <w:u w:val="single"/>
+              </w:rPr>
+              <w:t>{{ fat</w:t>
+            </w:r>
+            <w:proofErr w:type="gramEnd"/>
+            <w:r>
+              <w:rPr>
+                <w:rFonts w:ascii="Tahoma" w:hAnsi="Tahoma" w:cs="Tahoma"/>
+                <w:u w:val="single"/>
+              </w:rPr>
+              <w:t>_adequacy }}</w:t>
+            </w:r>
+          </w:p>
+        </w:tc>
+      </w:tr>
+      <w:tr>
+        <w:tc>
+          <w:tcPr>
+            <w:tcW w:w="2337" w:type="dxa"/>
+          </w:tcPr>
+          <w:p>
+            <w:pPr>
+              <w:pStyle w:val="ListParagraph"/>
+              <w:spacing w:after="0" w:line="240" w:lineRule="auto"/>
+              <w:ind w:left="0"/>
+              <w:jc w:val="both"/>
+              <w:rPr>
+                <w:rFonts w:ascii="Tahoma" w:hAnsi="Tahoma" w:cs="Tahoma"/>
+              </w:rPr>
+            </w:pPr>
+            <w:r>
+              <w:rPr>
+                <w:rFonts w:ascii="Tahoma" w:hAnsi="Tahoma" w:cs="Tahoma"/>
+              </w:rPr>
+              <w:t>% CHON Adequacy</w:t>
+            </w:r>
+          </w:p>
+        </w:tc>
+        <w:tc>
+          <w:tcPr>
+            <w:tcW w:w="2478" w:type="dxa"/>
+          </w:tcPr>
+          <w:p>
+            <w:pPr>
+              <w:pStyle w:val="ListParagraph"/>
+              <w:spacing w:after="0" w:line="240" w:lineRule="auto"/>
+              <w:ind w:left="0"/>
+              <w:jc w:val="both"/>
+              <w:rPr>
+                <w:rFonts w:ascii="Tahoma" w:hAnsi="Tahoma" w:cs="Tahoma"/>
+              </w:rPr>
+            </w:pPr>
+            <w:proofErr w:type="gramStart"/>
+            <w:r>
+              <w:rPr>
+                <w:rFonts w:ascii="Tahoma" w:hAnsi="Tahoma" w:cs="Tahoma"/>
+              </w:rPr>
+              <w:t>=</w:t>
+            </w:r>
+            <w:r>
+              <w:rPr>
+                <w:rFonts w:ascii="Tahoma" w:hAnsi="Tahoma" w:cs="Tahoma"/>
+                <w:u w:val="single"/>
+              </w:rPr>
+              <w:t>{{ chon</w:t>
+            </w:r>
+            <w:proofErr w:type="gramEnd"/>
+            <w:r>
+              <w:rPr>
+                <w:rFonts w:ascii="Tahoma" w:hAnsi="Tahoma" w:cs="Tahoma"/>
+                <w:u w:val="single"/>
+              </w:rPr>
+              <w:t>_adequacy }</w:t>
+            </w:r>
+            <w:r>
+              <w:rPr>
+                <w:rFonts w:ascii="Tahoma" w:hAnsi="Tahoma" w:cs="Tahoma"/>
+              </w:rPr>
+              <w:t>}</w:t>
+            </w:r>
+          </w:p>
+        </w:tc>
+        <w:tc>
+          <w:tcPr>
+            <w:tcW w:w="2197" w:type="dxa"/>
+          </w:tcPr>
+          <w:p>
+            <w:pPr>
+              <w:pStyle w:val="ListParagraph"/>
+              <w:spacing w:after="0" w:line="240" w:lineRule="auto"/>
+              <w:ind w:left="0"/>
+              <w:jc w:val="both"/>
+              <w:rPr>
+                <w:rFonts w:ascii="Tahoma" w:hAnsi="Tahoma" w:cs="Tahoma"/>
+              </w:rPr>
+            </w:pPr>
+            <w:r>
+              <w:rPr>
+                <w:rFonts w:ascii="Tahoma" w:hAnsi="Tahoma" w:cs="Tahoma"/>
+              </w:rPr>
+              <w:t>% Calories</w:t>
+            </w:r>
+          </w:p>
+        </w:tc>
+        <w:tc>
+          <w:tcPr>
+            <w:tcW w:w="2338" w:type="dxa"/>
+          </w:tcPr>
+          <w:p>
+            <w:pPr>
+              <w:pStyle w:val="ListParagraph"/>
+              <w:spacing w:after="0" w:line="240" w:lineRule="auto"/>
+              <w:ind w:left="0"/>
+              <w:jc w:val="both"/>
+              <w:rPr>
+                <w:rFonts w:ascii="Tahoma" w:hAnsi="Tahoma" w:cs="Tahoma"/>
+              </w:rPr>
+            </w:pPr>
+            <w:proofErr w:type="gramStart"/>
+            <w:r>
+              <w:rPr>
+                <w:rFonts w:ascii="Tahoma" w:hAnsi="Tahoma" w:cs="Tahoma"/>
+              </w:rPr>
+              <w:t>=</w:t>
+            </w:r>
+            <w:r>
+              <w:rPr>
+                <w:rFonts w:ascii="Tahoma" w:hAnsi="Tahoma" w:cs="Tahoma"/>
+                <w:u w:val="single"/>
+              </w:rPr>
+              <w:t>{{ cal</w:t>
+            </w:r>
+            <w:proofErr w:type="gramEnd"/>
+            <w:r>
+              <w:rPr>
+                <w:rFonts w:ascii="Tahoma" w:hAnsi="Tahoma" w:cs="Tahoma"/>
+                <w:u w:val="single"/>
+              </w:rPr>
+              <w:t>_adequacy }}</w:t>
+            </w:r>
+          </w:p>
+        </w:tc>
+      </w:tr>
+    </w:tbl>
+    <w:p>
+      <w:pPr>
+        <w:pStyle w:val="ListParagraph"/>
+        <w:spacing w:after="0" w:line="240" w:lineRule="auto"/>
+        <w:ind w:left="0"/>
+        <w:jc w:val="both"/>
+        <w:rPr>
+          <w:rFonts w:ascii="Tahoma" w:hAnsi="Tahoma" w:cs="Tahoma"/>
+        </w:rPr>
+      </w:pPr>
+    </w:p>
+    <w:tbl>
+      <w:tblPr>
+        <w:tblStyle w:val="TableGrid"/>
+        <w:tblW w:w="0" w:type="auto"/>
+        <w:tblBorders>
+          <w:top w:val="none" w:sz="0" w:space="0" w:color="auto"/>
+          <w:left w:val="none" w:sz="0" w:space="0" w:color="auto"/>
+          <w:bottom w:val="none" w:sz="0" w:space="0" w:color="auto"/>
+          <w:right w:val="none" w:sz="0" w:space="0" w:color="auto"/>
+          <w:insideH w:val="none" w:sz="0" w:space="0" w:color="auto"/>
+          <w:insideV w:val="none" w:sz="0" w:space="0" w:color="auto"/>
+        </w:tblBorders>
+        <w:tblLayout w:type="fixed"/>
+        <w:tblLook w:val="04A0" w:firstRow="1" w:lastRow="0" w:firstColumn="1" w:lastColumn="0" w:noHBand="0" w:noVBand="1"/>
+      </w:tblPr>
+      <w:tblGrid>
+        <w:gridCol w:w="9350"/>
+      </w:tblGrid>
+      <w:tr>
+        <w:tc>
+          <w:tcPr>
+            <w:tcW w:w="9350" w:type="dxa"/>
+          </w:tcPr>
+          <w:p>
+            <w:pPr>
+              <w:pStyle w:val="ListParagraph"/>
+              <w:spacing w:after="0" w:line="240" w:lineRule="auto"/>
+              <w:ind w:left="0"/>
+              <w:jc w:val="both"/>
+              <w:rPr>
+                <w:rFonts w:ascii="Tahoma" w:hAnsi="Tahoma" w:cs="Tahoma"/>
+              </w:rPr>
+            </w:pPr>
+            <w:r>
+              <w:rPr>
+                <w:rFonts w:ascii="Tahoma" w:hAnsi="Tahoma" w:cs="Tahoma"/>
+              </w:rPr>
+              <w:t>Remaks:</w:t>
+            </w:r>
+          </w:p>
+        </w:tc>
+      </w:tr>
+      <w:tr>
+        <w:tc>
+          <w:tcPr>
+            <w:tcW w:w="9350" w:type="dxa"/>
+          </w:tcPr>
+          <w:p>
+            <w:pPr>
+              <w:pStyle w:val="ListParagraph"/>
+              <w:spacing w:after="0" w:line="240" w:lineRule="auto"/>
+              <w:ind w:left="0"/>
+              <w:jc w:val="both"/>
+              <w:rPr>
+                <w:rFonts w:ascii="Tahoma" w:hAnsi="Tahoma" w:cs="Tahoma"/>
+              </w:rPr>
+            </w:pPr>
+            <w:proofErr w:type="gramStart"/>
+            <w:r>
+              <w:rPr>
+                <w:rFonts w:ascii="Tahoma" w:hAnsi="Tahoma" w:cs="Tahoma"/>
+              </w:rPr>
+              <w:t>{{ remarks</w:t>
+            </w:r>
+            <w:proofErr w:type="gramEnd"/>
             <w:r>
               <w:rPr>
                 <w:rFonts w:ascii="Tahoma" w:hAnsi="Tahoma" w:cs="Tahoma"/>
@@ -2923,446 +2742,7 @@
         <w:tblLook w:val="04A0" w:firstRow="1" w:lastRow="0" w:firstColumn="1" w:lastColumn="0" w:noHBand="0" w:noVBand="1"/>
       </w:tblPr>
       <w:tblGrid>
-        <w:gridCol w:w="2337"/>
-        <w:gridCol w:w="2478"/>
-        <w:gridCol w:w="2197"/>
-        <w:gridCol w:w="2338"/>
-      </w:tblGrid>
-      <w:tr>
-        <w:tc>
-          <w:tcPr>
-            <w:tcW w:w="2337" w:type="dxa"/>
-          </w:tcPr>
-          <w:p>
-            <w:pPr>
-              <w:pStyle w:val="ListParagraph"/>
-              <w:spacing w:after="0" w:line="240" w:lineRule="auto"/>
-              <w:ind w:left="0"/>
-              <w:jc w:val="both"/>
-              <w:rPr>
-                <w:rFonts w:ascii="Tahoma" w:hAnsi="Tahoma" w:cs="Tahoma"/>
-              </w:rPr>
-            </w:pPr>
-            <w:r>
-              <w:rPr>
-                <w:rFonts w:ascii="Tahoma" w:hAnsi="Tahoma" w:cs="Tahoma"/>
-              </w:rPr>
-              <w:t>% CHO Adequacy</w:t>
-            </w:r>
-          </w:p>
-        </w:tc>
-        <w:tc>
-          <w:tcPr>
-            <w:tcW w:w="2478" w:type="dxa"/>
-          </w:tcPr>
-          <w:p>
-            <w:pPr>
-              <w:pStyle w:val="ListParagraph"/>
-              <w:spacing w:after="0" w:line="240" w:lineRule="auto"/>
-              <w:ind w:left="0"/>
-              <w:jc w:val="both"/>
-              <w:rPr>
-                <w:rFonts w:ascii="Tahoma" w:hAnsi="Tahoma" w:cs="Tahoma"/>
-              </w:rPr>
-            </w:pPr>
-            <w:proofErr w:type="gramStart"/>
-            <w:r>
-              <w:rPr>
-                <w:rFonts w:ascii="Tahoma" w:hAnsi="Tahoma" w:cs="Tahoma"/>
-              </w:rPr>
-              <w:t>=</w:t>
-            </w:r>
-            <w:r>
-              <w:rPr>
-                <w:rFonts w:ascii="Tahoma" w:hAnsi="Tahoma" w:cs="Tahoma"/>
-                <w:u w:val="single"/>
-              </w:rPr>
-              <w:t xml:space="preserve">{{ </w:t>
-            </w:r>
-            <w:proofErr w:type="spellStart"/>
-            <w:r>
-              <w:rPr>
-                <w:rFonts w:ascii="Tahoma" w:hAnsi="Tahoma" w:cs="Tahoma"/>
-                <w:u w:val="single"/>
-              </w:rPr>
-              <w:t>cho</w:t>
-            </w:r>
-            <w:proofErr w:type="gramEnd"/>
-            <w:r>
-              <w:rPr>
-                <w:rFonts w:ascii="Tahoma" w:hAnsi="Tahoma" w:cs="Tahoma"/>
-                <w:u w:val="single"/>
-              </w:rPr>
-              <w:t>_adequacy</w:t>
-            </w:r>
-            <w:proofErr w:type="spellEnd"/>
-            <w:r>
-              <w:rPr>
-                <w:rFonts w:ascii="Tahoma" w:hAnsi="Tahoma" w:cs="Tahoma"/>
-                <w:u w:val="single"/>
-              </w:rPr>
-              <w:t xml:space="preserve"> }}</w:t>
-            </w:r>
-          </w:p>
-        </w:tc>
-        <w:tc>
-          <w:tcPr>
-            <w:tcW w:w="2197" w:type="dxa"/>
-          </w:tcPr>
-          <w:p>
-            <w:pPr>
-              <w:pStyle w:val="ListParagraph"/>
-              <w:spacing w:after="0" w:line="240" w:lineRule="auto"/>
-              <w:ind w:left="0"/>
-              <w:jc w:val="both"/>
-              <w:rPr>
-                <w:rFonts w:ascii="Tahoma" w:hAnsi="Tahoma" w:cs="Tahoma"/>
-              </w:rPr>
-            </w:pPr>
-            <w:r>
-              <w:rPr>
-                <w:rFonts w:ascii="Tahoma" w:hAnsi="Tahoma" w:cs="Tahoma"/>
-              </w:rPr>
-              <w:t>% Fat Adequacy</w:t>
-            </w:r>
-          </w:p>
-        </w:tc>
-        <w:tc>
-          <w:tcPr>
-            <w:tcW w:w="2338" w:type="dxa"/>
-          </w:tcPr>
-          <w:p>
-            <w:pPr>
-              <w:pStyle w:val="ListParagraph"/>
-              <w:spacing w:after="0" w:line="240" w:lineRule="auto"/>
-              <w:ind w:left="0"/>
-              <w:jc w:val="both"/>
-              <w:rPr>
-                <w:rFonts w:ascii="Tahoma" w:hAnsi="Tahoma" w:cs="Tahoma"/>
-              </w:rPr>
-            </w:pPr>
-            <w:proofErr w:type="gramStart"/>
-            <w:r>
-              <w:rPr>
-                <w:rFonts w:ascii="Tahoma" w:hAnsi="Tahoma" w:cs="Tahoma"/>
-              </w:rPr>
-              <w:t>=</w:t>
-            </w:r>
-            <w:r>
-              <w:rPr>
-                <w:rFonts w:ascii="Tahoma" w:hAnsi="Tahoma" w:cs="Tahoma"/>
-                <w:u w:val="single"/>
-              </w:rPr>
-              <w:t xml:space="preserve">{{ </w:t>
-            </w:r>
-            <w:proofErr w:type="spellStart"/>
-            <w:r>
-              <w:rPr>
-                <w:rFonts w:ascii="Tahoma" w:hAnsi="Tahoma" w:cs="Tahoma"/>
-                <w:u w:val="single"/>
-              </w:rPr>
-              <w:t>fat</w:t>
-            </w:r>
-            <w:proofErr w:type="gramEnd"/>
-            <w:r>
-              <w:rPr>
-                <w:rFonts w:ascii="Tahoma" w:hAnsi="Tahoma" w:cs="Tahoma"/>
-                <w:u w:val="single"/>
-              </w:rPr>
-              <w:t>_adequacy</w:t>
-            </w:r>
-            <w:proofErr w:type="spellEnd"/>
-            <w:r>
-              <w:rPr>
-                <w:rFonts w:ascii="Tahoma" w:hAnsi="Tahoma" w:cs="Tahoma"/>
-                <w:u w:val="single"/>
-              </w:rPr>
-              <w:t xml:space="preserve"> }}</w:t>
-            </w:r>
-          </w:p>
-        </w:tc>
-      </w:tr>
-      <w:tr>
-        <w:tc>
-          <w:tcPr>
-            <w:tcW w:w="2337" w:type="dxa"/>
-          </w:tcPr>
-          <w:p>
-            <w:pPr>
-              <w:pStyle w:val="ListParagraph"/>
-              <w:spacing w:after="0" w:line="240" w:lineRule="auto"/>
-              <w:ind w:left="0"/>
-              <w:jc w:val="both"/>
-              <w:rPr>
-                <w:rFonts w:ascii="Tahoma" w:hAnsi="Tahoma" w:cs="Tahoma"/>
-              </w:rPr>
-            </w:pPr>
-            <w:r>
-              <w:rPr>
-                <w:rFonts w:ascii="Tahoma" w:hAnsi="Tahoma" w:cs="Tahoma"/>
-              </w:rPr>
-              <w:t>% CHON Adequacy</w:t>
-            </w:r>
-          </w:p>
-        </w:tc>
-        <w:tc>
-          <w:tcPr>
-            <w:tcW w:w="2478" w:type="dxa"/>
-          </w:tcPr>
-          <w:p>
-            <w:pPr>
-              <w:pStyle w:val="ListParagraph"/>
-              <w:spacing w:after="0" w:line="240" w:lineRule="auto"/>
-              <w:ind w:left="0"/>
-              <w:jc w:val="both"/>
-              <w:rPr>
-                <w:rFonts w:ascii="Tahoma" w:hAnsi="Tahoma" w:cs="Tahoma"/>
-              </w:rPr>
-            </w:pPr>
-            <w:proofErr w:type="gramStart"/>
-            <w:r>
-              <w:rPr>
-                <w:rFonts w:ascii="Tahoma" w:hAnsi="Tahoma" w:cs="Tahoma"/>
-              </w:rPr>
-              <w:t>=</w:t>
-            </w:r>
-            <w:r>
-              <w:rPr>
-                <w:rFonts w:ascii="Tahoma" w:hAnsi="Tahoma" w:cs="Tahoma"/>
-                <w:u w:val="single"/>
-              </w:rPr>
-              <w:t xml:space="preserve">{{ </w:t>
-            </w:r>
-            <w:proofErr w:type="spellStart"/>
-            <w:r>
-              <w:rPr>
-                <w:rFonts w:ascii="Tahoma" w:hAnsi="Tahoma" w:cs="Tahoma"/>
-                <w:u w:val="single"/>
-              </w:rPr>
-              <w:t>chon</w:t>
-            </w:r>
-            <w:proofErr w:type="gramEnd"/>
-            <w:r>
-              <w:rPr>
-                <w:rFonts w:ascii="Tahoma" w:hAnsi="Tahoma" w:cs="Tahoma"/>
-                <w:u w:val="single"/>
-              </w:rPr>
-              <w:t>_adequacy</w:t>
-            </w:r>
-            <w:proofErr w:type="spellEnd"/>
-            <w:r>
-              <w:rPr>
-                <w:rFonts w:ascii="Tahoma" w:hAnsi="Tahoma" w:cs="Tahoma"/>
-                <w:u w:val="single"/>
-              </w:rPr>
-              <w:t xml:space="preserve"> }</w:t>
-            </w:r>
-            <w:r>
-              <w:rPr>
-                <w:rFonts w:ascii="Tahoma" w:hAnsi="Tahoma" w:cs="Tahoma"/>
-              </w:rPr>
-              <w:t>}</w:t>
-            </w:r>
-          </w:p>
-        </w:tc>
-        <w:tc>
-          <w:tcPr>
-            <w:tcW w:w="2197" w:type="dxa"/>
-          </w:tcPr>
-          <w:p>
-            <w:pPr>
-              <w:pStyle w:val="ListParagraph"/>
-              <w:spacing w:after="0" w:line="240" w:lineRule="auto"/>
-              <w:ind w:left="0"/>
-              <w:jc w:val="both"/>
-              <w:rPr>
-                <w:rFonts w:ascii="Tahoma" w:hAnsi="Tahoma" w:cs="Tahoma"/>
-              </w:rPr>
-            </w:pPr>
-            <w:r>
-              <w:rPr>
-                <w:rFonts w:ascii="Tahoma" w:hAnsi="Tahoma" w:cs="Tahoma"/>
-              </w:rPr>
-              <w:t>% Calories</w:t>
-            </w:r>
-          </w:p>
-        </w:tc>
-        <w:tc>
-          <w:tcPr>
-            <w:tcW w:w="2338" w:type="dxa"/>
-          </w:tcPr>
-          <w:p>
-            <w:pPr>
-              <w:pStyle w:val="ListParagraph"/>
-              <w:spacing w:after="0" w:line="240" w:lineRule="auto"/>
-              <w:ind w:left="0"/>
-              <w:jc w:val="both"/>
-              <w:rPr>
-                <w:rFonts w:ascii="Tahoma" w:hAnsi="Tahoma" w:cs="Tahoma"/>
-              </w:rPr>
-            </w:pPr>
-            <w:proofErr w:type="gramStart"/>
-            <w:r>
-              <w:rPr>
-                <w:rFonts w:ascii="Tahoma" w:hAnsi="Tahoma" w:cs="Tahoma"/>
-              </w:rPr>
-              <w:t>=</w:t>
-            </w:r>
-            <w:r>
-              <w:rPr>
-                <w:rFonts w:ascii="Tahoma" w:hAnsi="Tahoma" w:cs="Tahoma"/>
-                <w:u w:val="single"/>
-              </w:rPr>
-              <w:t xml:space="preserve">{{ </w:t>
-            </w:r>
-            <w:proofErr w:type="spellStart"/>
-            <w:r>
-              <w:rPr>
-                <w:rFonts w:ascii="Tahoma" w:hAnsi="Tahoma" w:cs="Tahoma"/>
-                <w:u w:val="single"/>
-              </w:rPr>
-              <w:t>cal</w:t>
-            </w:r>
-            <w:proofErr w:type="gramEnd"/>
-            <w:r>
-              <w:rPr>
-                <w:rFonts w:ascii="Tahoma" w:hAnsi="Tahoma" w:cs="Tahoma"/>
-                <w:u w:val="single"/>
-              </w:rPr>
-              <w:t>_adequacy</w:t>
-            </w:r>
-            <w:proofErr w:type="spellEnd"/>
-            <w:r>
-              <w:rPr>
-                <w:rFonts w:ascii="Tahoma" w:hAnsi="Tahoma" w:cs="Tahoma"/>
-                <w:u w:val="single"/>
-              </w:rPr>
-              <w:t xml:space="preserve"> }}</w:t>
-            </w:r>
-          </w:p>
-        </w:tc>
-      </w:tr>
-    </w:tbl>
-    <w:p>
-      <w:pPr>
-        <w:pStyle w:val="ListParagraph"/>
-        <w:spacing w:after="0" w:line="240" w:lineRule="auto"/>
-        <w:ind w:left="0"/>
-        <w:jc w:val="both"/>
-        <w:rPr>
-          <w:rFonts w:ascii="Tahoma" w:hAnsi="Tahoma" w:cs="Tahoma"/>
-        </w:rPr>
-      </w:pPr>
-    </w:p>
-    <w:tbl>
-      <w:tblPr>
-        <w:tblStyle w:val="TableGrid"/>
-        <w:tblW w:w="0" w:type="auto"/>
-        <w:tblBorders>
-          <w:top w:val="none" w:sz="0" w:space="0" w:color="auto"/>
-          <w:left w:val="none" w:sz="0" w:space="0" w:color="auto"/>
-          <w:bottom w:val="none" w:sz="0" w:space="0" w:color="auto"/>
-          <w:right w:val="none" w:sz="0" w:space="0" w:color="auto"/>
-          <w:insideH w:val="none" w:sz="0" w:space="0" w:color="auto"/>
-          <w:insideV w:val="none" w:sz="0" w:space="0" w:color="auto"/>
-        </w:tblBorders>
-        <w:tblLook w:val="04A0" w:firstRow="1" w:lastRow="0" w:firstColumn="1" w:lastColumn="0" w:noHBand="0" w:noVBand="1"/>
-      </w:tblPr>
-      <w:tblGrid>
-        <w:gridCol w:w="9350"/>
-      </w:tblGrid>
-      <w:tr>
-        <w:tc>
-          <w:tcPr>
-            <w:tcW w:w="9350" w:type="dxa"/>
-          </w:tcPr>
-          <w:p>
-            <w:pPr>
-              <w:pStyle w:val="ListParagraph"/>
-              <w:spacing w:after="0" w:line="240" w:lineRule="auto"/>
-              <w:ind w:left="0"/>
-              <w:jc w:val="both"/>
-              <w:rPr>
-                <w:rFonts w:ascii="Tahoma" w:hAnsi="Tahoma" w:cs="Tahoma"/>
-              </w:rPr>
-            </w:pPr>
-            <w:proofErr w:type="spellStart"/>
-            <w:r>
-              <w:rPr>
-                <w:rFonts w:ascii="Tahoma" w:hAnsi="Tahoma" w:cs="Tahoma"/>
-              </w:rPr>
-              <w:t>Remaks</w:t>
-            </w:r>
-            <w:proofErr w:type="spellEnd"/>
-            <w:r>
-              <w:rPr>
-                <w:rFonts w:ascii="Tahoma" w:hAnsi="Tahoma" w:cs="Tahoma"/>
-              </w:rPr>
-              <w:t>:</w:t>
-            </w:r>
-          </w:p>
-        </w:tc>
-      </w:tr>
-      <w:tr>
-        <w:tc>
-          <w:tcPr>
-            <w:tcW w:w="9350" w:type="dxa"/>
-          </w:tcPr>
-          <w:p>
-            <w:pPr>
-              <w:pStyle w:val="ListParagraph"/>
-              <w:spacing w:after="0" w:line="240" w:lineRule="auto"/>
-              <w:ind w:left="0"/>
-              <w:jc w:val="both"/>
-              <w:rPr>
-                <w:rFonts w:ascii="Tahoma" w:hAnsi="Tahoma" w:cs="Tahoma"/>
-              </w:rPr>
-            </w:pPr>
-            <w:proofErr w:type="gramStart"/>
-            <w:r>
-              <w:rPr>
-                <w:rFonts w:ascii="Tahoma" w:hAnsi="Tahoma" w:cs="Tahoma"/>
-              </w:rPr>
-              <w:t>{{ remarks</w:t>
-            </w:r>
-            <w:proofErr w:type="gramEnd"/>
-            <w:r>
-              <w:rPr>
-                <w:rFonts w:ascii="Tahoma" w:hAnsi="Tahoma" w:cs="Tahoma"/>
-              </w:rPr>
-              <w:t xml:space="preserve"> }}</w:t>
-            </w:r>
-          </w:p>
-        </w:tc>
-      </w:tr>
-    </w:tbl>
-    <w:p>
-      <w:pPr>
-        <w:pStyle w:val="ListParagraph"/>
-        <w:spacing w:after="0" w:line="240" w:lineRule="auto"/>
-        <w:ind w:left="0"/>
-        <w:jc w:val="both"/>
-        <w:rPr>
-          <w:rFonts w:ascii="Tahoma" w:hAnsi="Tahoma" w:cs="Tahoma"/>
-        </w:rPr>
-      </w:pPr>
-    </w:p>
-    <w:tbl>
-      <w:tblPr>
-        <w:tblStyle w:val="TableGrid"/>
-        <w:tblW w:w="0" w:type="auto"/>
-        <w:tblBorders>
-          <w:top w:val="none" w:sz="0" w:space="0" w:color="auto"/>
-          <w:left w:val="none" w:sz="0" w:space="0" w:color="auto"/>
-          <w:bottom w:val="none" w:sz="0" w:space="0" w:color="auto"/>
-          <w:right w:val="none" w:sz="0" w:space="0" w:color="auto"/>
-          <w:insideH w:val="none" w:sz="0" w:space="0" w:color="auto"/>
-          <w:insideV w:val="none" w:sz="0" w:space="0" w:color="auto"/>
-        </w:tblBorders>
-        <w:tblLook w:val="04A0" w:firstRow="1" w:lastRow="0" w:firstColumn="1" w:lastColumn="0" w:noHBand="0" w:noVBand="1"/>
-      </w:tblPr>
-      <w:tblGrid>
-        <w:gridCol w:w="4255"/>
+        <w:gridCol w:w="3230"/>
       </w:tblGrid>
       <w:tr>
         <w:trPr>
@@ -3370,7 +2750,7 @@
         </w:trPr>
         <w:tc>
           <w:tcPr>
-            <w:tcW w:w="4255" w:type="dxa"/>
+            <w:tcW w:w="0" w:type="auto"/>
           </w:tcPr>
           <w:p>
             <w:pPr>
@@ -3397,7 +2777,7 @@
         </w:trPr>
         <w:tc>
           <w:tcPr>
-            <w:tcW w:w="4255" w:type="dxa"/>
+            <w:tcW w:w="0" w:type="auto"/>
           </w:tcPr>
           <w:p>
             <w:pPr>
@@ -3418,7 +2798,7 @@
         </w:trPr>
         <w:tc>
           <w:tcPr>
-            <w:tcW w:w="4255" w:type="dxa"/>
+            <w:tcW w:w="0" w:type="auto"/>
           </w:tcPr>
           <w:p>
             <w:pPr>
@@ -3439,7 +2819,7 @@
         </w:trPr>
         <w:tc>
           <w:tcPr>
-            <w:tcW w:w="4255" w:type="dxa"/>
+            <w:tcW w:w="0" w:type="auto"/>
           </w:tcPr>
           <w:p>
             <w:pPr>
@@ -3456,28 +2836,14 @@
               <w:rPr>
                 <w:rFonts w:ascii="Tahoma" w:hAnsi="Tahoma" w:cs="Tahoma"/>
               </w:rPr>
-              <w:t xml:space="preserve">{{ </w:t>
-            </w:r>
-            <w:proofErr w:type="spellStart"/>
-            <w:r>
-              <w:rPr>
-                <w:rFonts w:ascii="Tahoma" w:hAnsi="Tahoma" w:cs="Tahoma"/>
-              </w:rPr>
-              <w:t>prepared</w:t>
-            </w:r>
-            <w:proofErr w:type="gramEnd"/>
-            <w:r>
-              <w:rPr>
-                <w:rFonts w:ascii="Tahoma" w:hAnsi="Tahoma" w:cs="Tahoma"/>
-              </w:rPr>
-              <w:t>_by</w:t>
-            </w:r>
-            <w:proofErr w:type="spellEnd"/>
-            <w:r>
-              <w:rPr>
-                <w:rFonts w:ascii="Tahoma" w:hAnsi="Tahoma" w:cs="Tahoma"/>
-              </w:rPr>
-              <w:t xml:space="preserve"> }}</w:t>
+              <w:t>{{ prepared</w:t>
+            </w:r>
+            <w:proofErr w:type="gramEnd"/>
+            <w:r>
+              <w:rPr>
+                <w:rFonts w:ascii="Tahoma" w:hAnsi="Tahoma" w:cs="Tahoma"/>
+              </w:rPr>
+              <w:t>_by }}</w:t>
             </w:r>
           </w:p>
         </w:tc>
@@ -3488,7 +2854,7 @@
         </w:trPr>
         <w:tc>
           <w:tcPr>
-            <w:tcW w:w="4255" w:type="dxa"/>
+            <w:tcW w:w="0" w:type="auto"/>
           </w:tcPr>
           <w:p>
             <w:pPr>
@@ -3505,28 +2871,14 @@
               <w:rPr>
                 <w:rFonts w:ascii="Tahoma" w:hAnsi="Tahoma" w:cs="Tahoma"/>
               </w:rPr>
-              <w:t xml:space="preserve">{{ </w:t>
-            </w:r>
-            <w:proofErr w:type="spellStart"/>
-            <w:r>
-              <w:rPr>
-                <w:rFonts w:ascii="Tahoma" w:hAnsi="Tahoma" w:cs="Tahoma"/>
-              </w:rPr>
-              <w:t>prepared</w:t>
-            </w:r>
-            <w:proofErr w:type="gramEnd"/>
-            <w:r>
-              <w:rPr>
-                <w:rFonts w:ascii="Tahoma" w:hAnsi="Tahoma" w:cs="Tahoma"/>
-              </w:rPr>
-              <w:t>_by_designation</w:t>
-            </w:r>
-            <w:proofErr w:type="spellEnd"/>
-            <w:r>
-              <w:rPr>
-                <w:rFonts w:ascii="Tahoma" w:hAnsi="Tahoma" w:cs="Tahoma"/>
-              </w:rPr>
-              <w:t xml:space="preserve"> }}</w:t>
+              <w:t>{{ prepared</w:t>
+            </w:r>
+            <w:proofErr w:type="gramEnd"/>
+            <w:r>
+              <w:rPr>
+                <w:rFonts w:ascii="Tahoma" w:hAnsi="Tahoma" w:cs="Tahoma"/>
+              </w:rPr>
+              <w:t>_by_designation }}</w:t>
             </w:r>
           </w:p>
         </w:tc>
